--- a/Specifikacija projekta o klinici.docx
+++ b/Specifikacija projekta o klinici.docx
@@ -1,10 +1,10 @@
 
 <file path=word/document.xml><?xml version="1.0" encoding="utf-8"?>
-<w:document xmlns:wpc="http://schemas.microsoft.com/office/word/2010/wordprocessingCanvas" xmlns:cx="http://schemas.microsoft.com/office/drawing/2014/chartex" xmlns:cx1="http://schemas.microsoft.com/office/drawing/2015/9/8/chartex" xmlns:cx2="http://schemas.microsoft.com/office/drawing/2015/10/21/chartex" xmlns:cx3="http://schemas.microsoft.com/office/drawing/2016/5/9/chartex" xmlns:cx4="http://schemas.microsoft.com/office/drawing/2016/5/10/chartex" xmlns:cx5="http://schemas.microsoft.com/office/drawing/2016/5/11/chartex" xmlns:cx6="http://schemas.microsoft.com/office/drawing/2016/5/12/chartex" xmlns:cx7="http://schemas.microsoft.com/office/drawing/2016/5/13/chartex" xmlns:cx8="http://schemas.microsoft.com/office/drawing/2016/5/14/chartex" xmlns:mc="http://schemas.openxmlformats.org/markup-compatibility/2006" xmlns:aink="http://schemas.microsoft.com/office/drawing/2016/ink" xmlns:am3d="http://schemas.microsoft.com/office/drawing/2017/model3d" xmlns:o="urn:schemas-microsoft-com:office:office" xmlns:r="http://schemas.openxmlformats.org/officeDocument/2006/relationships" xmlns:m="http://schemas.openxmlformats.org/officeDocument/2006/math" xmlns:v="urn:schemas-microsoft-com:vml" xmlns:wp14="http://schemas.microsoft.com/office/word/2010/wordprocessingDrawing" xmlns:wp="http://schemas.openxmlformats.org/drawingml/2006/wordprocessingDrawing" xmlns:w10="urn:schemas-microsoft-com:office:word" xmlns:w="http://schemas.openxmlformats.org/wordprocessingml/2006/main" xmlns:w14="http://schemas.microsoft.com/office/word/2010/wordml" xmlns:w15="http://schemas.microsoft.com/office/word/2012/wordml" xmlns:w16cex="http://schemas.microsoft.com/office/word/2018/wordml/cex" xmlns:w16cid="http://schemas.microsoft.com/office/word/2016/wordml/cid" xmlns:w16="http://schemas.microsoft.com/office/word/2018/wordml" xmlns:w16sdtdh="http://schemas.microsoft.com/office/word/2020/wordml/sdtdatahash" xmlns:w16se="http://schemas.microsoft.com/office/word/2015/wordml/symex" xmlns:wpg="http://schemas.microsoft.com/office/word/2010/wordprocessingGroup" xmlns:wpi="http://schemas.microsoft.com/office/word/2010/wordprocessingInk" xmlns:wne="http://schemas.microsoft.com/office/word/2006/wordml" xmlns:wps="http://schemas.microsoft.com/office/word/2010/wordprocessingShape" mc:Ignorable="w14 w15 w16se w16cid w16 w16cex w16sdtdh wp14">
+<w:document xmlns:wpc="http://schemas.microsoft.com/office/word/2010/wordprocessingCanvas" xmlns:cx="http://schemas.microsoft.com/office/drawing/2014/chartex" xmlns:cx1="http://schemas.microsoft.com/office/drawing/2015/9/8/chartex" xmlns:cx2="http://schemas.microsoft.com/office/drawing/2015/10/21/chartex" xmlns:cx3="http://schemas.microsoft.com/office/drawing/2016/5/9/chartex" xmlns:cx4="http://schemas.microsoft.com/office/drawing/2016/5/10/chartex" xmlns:cx5="http://schemas.microsoft.com/office/drawing/2016/5/11/chartex" xmlns:cx6="http://schemas.microsoft.com/office/drawing/2016/5/12/chartex" xmlns:cx7="http://schemas.microsoft.com/office/drawing/2016/5/13/chartex" xmlns:cx8="http://schemas.microsoft.com/office/drawing/2016/5/14/chartex" xmlns:mc="http://schemas.openxmlformats.org/markup-compatibility/2006" xmlns:aink="http://schemas.microsoft.com/office/drawing/2016/ink" xmlns:am3d="http://schemas.microsoft.com/office/drawing/2017/model3d" xmlns:o="urn:schemas-microsoft-com:office:office" xmlns:oel="http://schemas.microsoft.com/office/2019/extlst" xmlns:r="http://schemas.openxmlformats.org/officeDocument/2006/relationships" xmlns:m="http://schemas.openxmlformats.org/officeDocument/2006/math" xmlns:v="urn:schemas-microsoft-com:vml" xmlns:wp14="http://schemas.microsoft.com/office/word/2010/wordprocessingDrawing" xmlns:wp="http://schemas.openxmlformats.org/drawingml/2006/wordprocessingDrawing" xmlns:w10="urn:schemas-microsoft-com:office:word" xmlns:w="http://schemas.openxmlformats.org/wordprocessingml/2006/main" xmlns:w14="http://schemas.microsoft.com/office/word/2010/wordml" xmlns:w15="http://schemas.microsoft.com/office/word/2012/wordml" xmlns:w16cex="http://schemas.microsoft.com/office/word/2018/wordml/cex" xmlns:w16cid="http://schemas.microsoft.com/office/word/2016/wordml/cid" xmlns:w16="http://schemas.microsoft.com/office/word/2018/wordml" xmlns:w16du="http://schemas.microsoft.com/office/word/2023/wordml/word16du" xmlns:w16sdtdh="http://schemas.microsoft.com/office/word/2020/wordml/sdtdatahash" xmlns:w16sdtfl="http://schemas.microsoft.com/office/word/2024/wordml/sdtformatlock" xmlns:w16se="http://schemas.microsoft.com/office/word/2015/wordml/symex" xmlns:wpg="http://schemas.microsoft.com/office/word/2010/wordprocessingGroup" xmlns:wpi="http://schemas.microsoft.com/office/word/2010/wordprocessingInk" xmlns:wne="http://schemas.microsoft.com/office/word/2006/wordml" xmlns:wps="http://schemas.microsoft.com/office/word/2010/wordprocessingShape" mc:Ignorable="w14 w15 w16se w16cid w16 w16cex w16sdtdh w16sdtfl w16du wp14">
   <w:body>
     <w:p>
       <w:pPr>
-        <w:pStyle w:val="Heading1"/>
+        <w:pStyle w:val="Naslov1"/>
         <w:rPr>
           <w:lang w:val="en-US"/>
         </w:rPr>
@@ -47,7 +47,7 @@
     </w:p>
     <w:p>
       <w:pPr>
-        <w:pStyle w:val="Heading2"/>
+        <w:pStyle w:val="Naslov2"/>
         <w:rPr>
           <w:lang w:val="en-US"/>
         </w:rPr>
@@ -229,21 +229,12 @@
         </w:sdtPr>
         <w:sdtEndPr/>
         <w:sdtContent>
-          <w:proofErr w:type="spellStart"/>
           <w:r>
             <w:rPr>
               <w:b/>
               <w:lang w:val="en-US"/>
             </w:rPr>
-            <w:t>Grupa</w:t>
-          </w:r>
-          <w:proofErr w:type="spellEnd"/>
-          <w:r>
-            <w:rPr>
-              <w:b/>
-              <w:lang w:val="en-US"/>
-            </w:rPr>
-            <w:t xml:space="preserve"> 5-Tim 4</w:t>
+            <w:t>Grupa 5-Tim 4</w:t>
           </w:r>
         </w:sdtContent>
       </w:sdt>
@@ -315,7 +306,7 @@
       <w:hyperlink r:id="rId7" w:history="1">
         <w:r>
           <w:rPr>
-            <w:rStyle w:val="Hyperlink"/>
+            <w:rStyle w:val="Hiperveza"/>
           </w:rPr>
           <w:t>ooad-2025-26/Grupa5-Tim4</w:t>
         </w:r>
@@ -382,7 +373,7 @@
       <w:sdtContent>
         <w:p>
           <w:pPr>
-            <w:pStyle w:val="ListParagraph"/>
+            <w:pStyle w:val="Odlomakpopisa"/>
             <w:numPr>
               <w:ilvl w:val="0"/>
               <w:numId w:val="5"/>
@@ -416,7 +407,7 @@
       <w:sdtContent>
         <w:p>
           <w:pPr>
-            <w:pStyle w:val="ListParagraph"/>
+            <w:pStyle w:val="Odlomakpopisa"/>
             <w:numPr>
               <w:ilvl w:val="0"/>
               <w:numId w:val="5"/>
@@ -452,7 +443,7 @@
     </w:sdt>
     <w:p>
       <w:pPr>
-        <w:pStyle w:val="ListParagraph"/>
+        <w:pStyle w:val="Odlomakpopisa"/>
         <w:numPr>
           <w:ilvl w:val="0"/>
           <w:numId w:val="5"/>
@@ -547,89 +538,89 @@
     </w:p>
     <w:p>
       <w:pPr>
-        <w:pStyle w:val="NoSpacing"/>
-        <w:rPr>
+        <w:rPr>
+          <w:i/>
+        </w:rPr>
+      </w:pPr>
+      <w:r>
+        <w:rPr>
+          <w:noProof/>
           <w:color w:val="7B7B7B" w:themeColor="accent3" w:themeShade="BF"/>
         </w:rPr>
-      </w:pPr>
-      <w:r>
-        <w:rPr>
-          <w:color w:val="7B7B7B" w:themeColor="accent3" w:themeShade="BF"/>
-        </w:rPr>
-        <w:t>Sistem za zakazivanje pregleda predstavlja informacioni sistem namijenjen upravljanju terminima i evidencijom pregleda u zdravstvenim ustanovama. Omogućava korisnicima da jednostavno rezervišu, izmijene ili otkažu termine kod dostupnih doktora. Sistem vodi evidenciju o pacijentima, doktorima i zakazanim pregledima, te omogućava pregled historije pregleda. Također omogućava optimizaciju rasporeda termina i sprječavanje preklapanja rezervacija. Podržava automatsko obavještavanje korisnika o zakazanim terminima. Sistem je dizajniran tako da unaprijedi efikasnost rada zdravstvene ustanove i poboljša korisničko iskustvo.</w:t>
+        <w:t>Sistem za zakazivanje pregleda predstavlja informacioni sistem namijenjen upravljanju terminima i evidencijom pregleda u zdravstvenim ustanovama. Omogućava korisnicima da jednostavno rezervišu, izmijene ili otkažu termine kod dostupnih doktora. Sistem vodi evidenciju o pacijentima, doktorima i zakazanim pregledima, te omogućava pregled trenutno zakazanih usluga. Također omogućava optimizaciju rasporeda termina i sprječavanje preklapanja rezervacija. Sistem je dizajniran tako da unaprijedi efikasnost rada zdravstvene ustanove i poboljša korisničko iskustvo.</w:t>
       </w:r>
     </w:p>
     <w:p>
       <w:pPr>
         <w:rPr>
-          <w:i/>
+          <w:lang w:val="en-US"/>
         </w:rPr>
       </w:pPr>
     </w:p>
     <w:p>
       <w:pPr>
-        <w:rPr>
-          <w:lang w:val="en-US"/>
-        </w:rPr>
-      </w:pPr>
+        <w:pStyle w:val="Naslov2"/>
+        <w:rPr>
+          <w:lang w:val="en-US"/>
+        </w:rPr>
+      </w:pPr>
+      <w:proofErr w:type="spellStart"/>
+      <w:r>
+        <w:rPr>
+          <w:lang w:val="en-US"/>
+        </w:rPr>
+        <w:t>Funkcionalnosti</w:t>
+      </w:r>
+      <w:proofErr w:type="spellEnd"/>
+      <w:r>
+        <w:rPr>
+          <w:lang w:val="en-US"/>
+        </w:rPr>
+        <w:t xml:space="preserve"> (</w:t>
+      </w:r>
+      <w:proofErr w:type="spellStart"/>
+      <w:r>
+        <w:rPr>
+          <w:lang w:val="en-US"/>
+        </w:rPr>
+        <w:t>poslovni</w:t>
+      </w:r>
+      <w:proofErr w:type="spellEnd"/>
+      <w:r>
+        <w:rPr>
+          <w:lang w:val="en-US"/>
+        </w:rPr>
+        <w:t xml:space="preserve"> </w:t>
+      </w:r>
+      <w:proofErr w:type="spellStart"/>
+      <w:r>
+        <w:rPr>
+          <w:lang w:val="en-US"/>
+        </w:rPr>
+        <w:t>procesi</w:t>
+      </w:r>
+      <w:proofErr w:type="spellEnd"/>
+      <w:r>
+        <w:rPr>
+          <w:lang w:val="en-US"/>
+        </w:rPr>
+        <w:t xml:space="preserve">) </w:t>
+      </w:r>
+      <w:proofErr w:type="spellStart"/>
+      <w:r>
+        <w:rPr>
+          <w:lang w:val="en-US"/>
+        </w:rPr>
+        <w:t>sistema</w:t>
+      </w:r>
+      <w:proofErr w:type="spellEnd"/>
     </w:p>
     <w:p>
       <w:pPr>
-        <w:pStyle w:val="Heading2"/>
-        <w:rPr>
-          <w:lang w:val="en-US"/>
-        </w:rPr>
-      </w:pPr>
-      <w:proofErr w:type="spellStart"/>
-      <w:r>
-        <w:rPr>
-          <w:lang w:val="en-US"/>
-        </w:rPr>
-        <w:t>Funkcionalnosti</w:t>
-      </w:r>
-      <w:proofErr w:type="spellEnd"/>
-      <w:r>
-        <w:rPr>
-          <w:lang w:val="en-US"/>
-        </w:rPr>
-        <w:t xml:space="preserve"> (</w:t>
-      </w:r>
-      <w:proofErr w:type="spellStart"/>
-      <w:r>
-        <w:rPr>
-          <w:lang w:val="en-US"/>
-        </w:rPr>
-        <w:t>poslovni</w:t>
-      </w:r>
-      <w:proofErr w:type="spellEnd"/>
-      <w:r>
-        <w:rPr>
-          <w:lang w:val="en-US"/>
-        </w:rPr>
-        <w:t xml:space="preserve"> </w:t>
-      </w:r>
-      <w:proofErr w:type="spellStart"/>
-      <w:r>
-        <w:rPr>
-          <w:lang w:val="en-US"/>
-        </w:rPr>
-        <w:t>procesi</w:t>
-      </w:r>
-      <w:proofErr w:type="spellEnd"/>
-      <w:r>
-        <w:rPr>
-          <w:lang w:val="en-US"/>
-        </w:rPr>
-        <w:t xml:space="preserve">) </w:t>
-      </w:r>
-      <w:proofErr w:type="spellStart"/>
-      <w:r>
-        <w:rPr>
-          <w:lang w:val="en-US"/>
-        </w:rPr>
-        <w:t>sistema</w:t>
-      </w:r>
-      <w:proofErr w:type="spellEnd"/>
+        <w:rPr>
+          <w:lang w:val="en-US"/>
+        </w:rPr>
+      </w:pPr>
     </w:p>
     <w:p>
       <w:pPr>
@@ -640,14 +631,7 @@
     </w:p>
     <w:p>
       <w:pPr>
-        <w:rPr>
-          <w:lang w:val="en-US"/>
-        </w:rPr>
-      </w:pPr>
-    </w:p>
-    <w:p>
-      <w:pPr>
-        <w:pStyle w:val="ListParagraph"/>
+        <w:pStyle w:val="Odlomakpopisa"/>
         <w:numPr>
           <w:ilvl w:val="0"/>
           <w:numId w:val="3"/>
@@ -924,7 +908,7 @@
     </w:p>
     <w:p>
       <w:pPr>
-        <w:pStyle w:val="ListParagraph"/>
+        <w:pStyle w:val="Odlomakpopisa"/>
         <w:numPr>
           <w:ilvl w:val="0"/>
           <w:numId w:val="3"/>
@@ -933,12 +917,6 @@
           <w:lang w:val="en-US"/>
         </w:rPr>
       </w:pPr>
-      <w:r>
-        <w:rPr>
-          <w:i/>
-        </w:rPr>
-        <w:t>.</w:t>
-      </w:r>
       <w:proofErr w:type="spellStart"/>
       <w:r>
         <w:rPr>
@@ -1001,7 +979,55 @@
             <w:rPr>
               <w:lang w:val="en-US"/>
             </w:rPr>
+            <w:t xml:space="preserve">, </w:t>
+          </w:r>
+          <w:proofErr w:type="spellStart"/>
+          <w:r>
+            <w:rPr>
+              <w:lang w:val="en-US"/>
+            </w:rPr>
+            <w:t>otkazivanje</w:t>
+          </w:r>
+          <w:proofErr w:type="spellEnd"/>
+          <w:r>
+            <w:rPr>
+              <w:lang w:val="en-US"/>
+            </w:rPr>
+            <w:t xml:space="preserve"> </w:t>
+          </w:r>
+          <w:proofErr w:type="spellStart"/>
+          <w:r>
+            <w:rPr>
+              <w:lang w:val="en-US"/>
+            </w:rPr>
+            <w:t>i</w:t>
+          </w:r>
+          <w:proofErr w:type="spellEnd"/>
+          <w:r>
+            <w:rPr>
+              <w:lang w:val="en-US"/>
+            </w:rPr>
+            <w:t xml:space="preserve"> </w:t>
+          </w:r>
+          <w:proofErr w:type="spellStart"/>
+          <w:r>
+            <w:rPr>
+              <w:lang w:val="en-US"/>
+            </w:rPr>
+            <w:t>izmjena</w:t>
+          </w:r>
+          <w:proofErr w:type="spellEnd"/>
+          <w:r>
+            <w:rPr>
+              <w:lang w:val="en-US"/>
+            </w:rPr>
             <w:t xml:space="preserve"> termina</w:t>
+          </w:r>
+          <w:r>
+            <w:rPr>
+              <w:lang w:val="en-US"/>
+            </w:rPr>
+            <w:t xml:space="preserve"> </w:t>
           </w:r>
         </w:sdtContent>
       </w:sdt>
@@ -1290,14 +1316,14 @@
             <w:rPr>
               <w:lang w:val="en-US"/>
             </w:rPr>
-            <w:t xml:space="preserve">. </w:t>
-          </w:r>
-          <w:proofErr w:type="spellStart"/>
-          <w:r>
-            <w:rPr>
-              <w:lang w:val="en-US"/>
-            </w:rPr>
-            <w:t>Sistem</w:t>
+            <w:t xml:space="preserve">, </w:t>
+          </w:r>
+          <w:proofErr w:type="spellStart"/>
+          <w:r>
+            <w:rPr>
+              <w:lang w:val="en-US"/>
+            </w:rPr>
+            <w:t>otkazati</w:t>
           </w:r>
           <w:proofErr w:type="spellEnd"/>
           <w:r>
@@ -1311,7 +1337,7 @@
             <w:rPr>
               <w:lang w:val="en-US"/>
             </w:rPr>
-            <w:t>prikazuje</w:t>
+            <w:t>i</w:t>
           </w:r>
           <w:proofErr w:type="spellEnd"/>
           <w:r>
@@ -1325,77 +1351,7 @@
             <w:rPr>
               <w:lang w:val="en-US"/>
             </w:rPr>
-            <w:t>dostupne</w:t>
-          </w:r>
-          <w:proofErr w:type="spellEnd"/>
-          <w:r>
-            <w:rPr>
-              <w:lang w:val="en-US"/>
-            </w:rPr>
-            <w:t xml:space="preserve"> </w:t>
-          </w:r>
-          <w:proofErr w:type="spellStart"/>
-          <w:r>
-            <w:rPr>
-              <w:lang w:val="en-US"/>
-            </w:rPr>
-            <w:t>termine</w:t>
-          </w:r>
-          <w:proofErr w:type="spellEnd"/>
-          <w:r>
-            <w:rPr>
-              <w:lang w:val="en-US"/>
-            </w:rPr>
-            <w:t xml:space="preserve"> </w:t>
-          </w:r>
-          <w:proofErr w:type="spellStart"/>
-          <w:r>
-            <w:rPr>
-              <w:lang w:val="en-US"/>
-            </w:rPr>
-            <w:t>na</w:t>
-          </w:r>
-          <w:proofErr w:type="spellEnd"/>
-          <w:r>
-            <w:rPr>
-              <w:lang w:val="en-US"/>
-            </w:rPr>
-            <w:t xml:space="preserve"> </w:t>
-          </w:r>
-          <w:proofErr w:type="spellStart"/>
-          <w:r>
-            <w:rPr>
-              <w:lang w:val="en-US"/>
-            </w:rPr>
-            <w:t>osnovu</w:t>
-          </w:r>
-          <w:proofErr w:type="spellEnd"/>
-          <w:r>
-            <w:rPr>
-              <w:lang w:val="en-US"/>
-            </w:rPr>
-            <w:t xml:space="preserve"> </w:t>
-          </w:r>
-          <w:proofErr w:type="spellStart"/>
-          <w:r>
-            <w:rPr>
-              <w:lang w:val="en-US"/>
-            </w:rPr>
-            <w:t>rasporeda</w:t>
-          </w:r>
-          <w:proofErr w:type="spellEnd"/>
-          <w:r>
-            <w:rPr>
-              <w:lang w:val="en-US"/>
-            </w:rPr>
-            <w:t xml:space="preserve"> </w:t>
-          </w:r>
-          <w:proofErr w:type="spellStart"/>
-          <w:r>
-            <w:rPr>
-              <w:lang w:val="en-US"/>
-            </w:rPr>
-            <w:t>doktora</w:t>
+            <w:t>izmijeniti</w:t>
           </w:r>
           <w:proofErr w:type="spellEnd"/>
           <w:r>
@@ -1644,256 +1600,6 @@
           </w:r>
         </w:sdtContent>
       </w:sdt>
-    </w:p>
-    <w:p>
-      <w:pPr>
-        <w:rPr>
-          <w:lang w:val="en-US"/>
-        </w:rPr>
-      </w:pPr>
-    </w:p>
-    <w:p>
-      <w:pPr>
-        <w:pStyle w:val="ListParagraph"/>
-        <w:numPr>
-          <w:ilvl w:val="0"/>
-          <w:numId w:val="3"/>
-        </w:numPr>
-        <w:rPr>
-          <w:lang w:val="en-US"/>
-        </w:rPr>
-      </w:pPr>
-      <w:proofErr w:type="spellStart"/>
-      <w:r>
-        <w:rPr>
-          <w:b/>
-          <w:lang w:val="en-US"/>
-        </w:rPr>
-        <w:t>Naziv</w:t>
-      </w:r>
-      <w:proofErr w:type="spellEnd"/>
-      <w:r>
-        <w:rPr>
-          <w:b/>
-          <w:lang w:val="en-US"/>
-        </w:rPr>
-        <w:t xml:space="preserve"> </w:t>
-      </w:r>
-      <w:proofErr w:type="spellStart"/>
-      <w:r>
-        <w:rPr>
-          <w:b/>
-          <w:lang w:val="en-US"/>
-        </w:rPr>
-        <w:t>funkcionalnosti</w:t>
-      </w:r>
-      <w:proofErr w:type="spellEnd"/>
-      <w:r>
-        <w:rPr>
-          <w:b/>
-          <w:lang w:val="en-US"/>
-        </w:rPr>
-        <w:t>:</w:t>
-      </w:r>
-      <w:r>
-        <w:rPr>
-          <w:lang w:val="en-US"/>
-        </w:rPr>
-        <w:t xml:space="preserve"> </w:t>
-      </w:r>
-      <w:sdt>
-        <w:sdtPr>
-          <w:rPr>
-            <w:lang w:val="en-US"/>
-          </w:rPr>
-          <w:id w:val="-41745323"/>
-          <w:placeholder>
-            <w:docPart w:val="ABB723B1E48B4C42964D2C4640102F96"/>
-          </w:placeholder>
-        </w:sdtPr>
-        <w:sdtEndPr/>
-        <w:sdtContent>
-          <w:proofErr w:type="spellStart"/>
-          <w:r>
-            <w:rPr>
-              <w:lang w:val="en-US"/>
-            </w:rPr>
-            <w:t>Otkazivanje</w:t>
-          </w:r>
-          <w:proofErr w:type="spellEnd"/>
-          <w:r>
-            <w:rPr>
-              <w:lang w:val="en-US"/>
-            </w:rPr>
-            <w:t xml:space="preserve"> </w:t>
-          </w:r>
-          <w:proofErr w:type="spellStart"/>
-          <w:r>
-            <w:rPr>
-              <w:lang w:val="en-US"/>
-            </w:rPr>
-            <w:t>i</w:t>
-          </w:r>
-          <w:proofErr w:type="spellEnd"/>
-          <w:r>
-            <w:rPr>
-              <w:lang w:val="en-US"/>
-            </w:rPr>
-            <w:t xml:space="preserve"> </w:t>
-          </w:r>
-          <w:proofErr w:type="spellStart"/>
-          <w:r>
-            <w:rPr>
-              <w:lang w:val="en-US"/>
-            </w:rPr>
-            <w:t>izmjena</w:t>
-          </w:r>
-          <w:proofErr w:type="spellEnd"/>
-          <w:r>
-            <w:rPr>
-              <w:lang w:val="en-US"/>
-            </w:rPr>
-            <w:t xml:space="preserve"> termina</w:t>
-          </w:r>
-        </w:sdtContent>
-      </w:sdt>
-    </w:p>
-    <w:p>
-      <w:pPr>
-        <w:ind w:left="720"/>
-        <w:rPr>
-          <w:lang w:val="en-US"/>
-        </w:rPr>
-      </w:pPr>
-    </w:p>
-    <w:p>
-      <w:pPr>
-        <w:ind w:left="720"/>
-        <w:rPr>
-          <w:lang w:val="en-US"/>
-        </w:rPr>
-      </w:pPr>
-      <w:proofErr w:type="spellStart"/>
-      <w:r>
-        <w:rPr>
-          <w:b/>
-          <w:lang w:val="en-US"/>
-        </w:rPr>
-        <w:t>Vrsta</w:t>
-      </w:r>
-      <w:proofErr w:type="spellEnd"/>
-      <w:r>
-        <w:rPr>
-          <w:b/>
-          <w:lang w:val="en-US"/>
-        </w:rPr>
-        <w:t xml:space="preserve"> </w:t>
-      </w:r>
-      <w:proofErr w:type="spellStart"/>
-      <w:r>
-        <w:rPr>
-          <w:b/>
-          <w:lang w:val="en-US"/>
-        </w:rPr>
-        <w:t>funkcionalnosti</w:t>
-      </w:r>
-      <w:proofErr w:type="spellEnd"/>
-      <w:r>
-        <w:rPr>
-          <w:b/>
-          <w:lang w:val="en-US"/>
-        </w:rPr>
-        <w:t>:</w:t>
-      </w:r>
-      <w:r>
-        <w:rPr>
-          <w:lang w:val="en-US"/>
-        </w:rPr>
-        <w:t xml:space="preserve"> </w:t>
-      </w:r>
-      <w:sdt>
-        <w:sdtPr>
-          <w:rPr>
-            <w:lang w:val="en-US"/>
-          </w:rPr>
-          <w:id w:val="1524670047"/>
-          <w:placeholder>
-            <w:docPart w:val="A054E535EC474072BF473D098948B53F"/>
-          </w:placeholder>
-          <w:dropDownList>
-            <w:listItem w:value="Choose an item."/>
-            <w:listItem w:displayText="Perzistencija podataka (CRUD operacija)" w:value="Perzistencija podataka (CRUD operacija)"/>
-            <w:listItem w:displayText="Korištenje vanjskog uređaja" w:value="Korištenje vanjskog uređaja"/>
-            <w:listItem w:displayText="Asinhrona operacija" w:value="Asinhrona operacija"/>
-            <w:listItem w:displayText="Operacija sa specifičnim algoritmom obrade" w:value="Operacija sa specifičnim algoritmom obrade"/>
-            <w:listItem w:displayText="Usluga sistema" w:value="Usluga sistema"/>
-          </w:dropDownList>
-        </w:sdtPr>
-        <w:sdtEndPr/>
-        <w:sdtContent>
-          <w:r>
-            <w:rPr>
-              <w:lang w:val="en-US"/>
-            </w:rPr>
-            <w:t>Perzistencija podataka (CRUD operacija)</w:t>
-          </w:r>
-        </w:sdtContent>
-      </w:sdt>
-    </w:p>
-    <w:p>
-      <w:pPr>
-        <w:rPr>
-          <w:lang w:val="en-US"/>
-        </w:rPr>
-      </w:pPr>
-    </w:p>
-    <w:p>
-      <w:pPr>
-        <w:ind w:left="720"/>
-        <w:rPr>
-          <w:lang w:val="en-US"/>
-        </w:rPr>
-      </w:pPr>
-      <w:proofErr w:type="spellStart"/>
-      <w:r>
-        <w:rPr>
-          <w:b/>
-          <w:lang w:val="en-US"/>
-        </w:rPr>
-        <w:t>Opis</w:t>
-      </w:r>
-      <w:proofErr w:type="spellEnd"/>
-      <w:r>
-        <w:rPr>
-          <w:b/>
-          <w:lang w:val="en-US"/>
-        </w:rPr>
-        <w:t xml:space="preserve"> </w:t>
-      </w:r>
-      <w:proofErr w:type="spellStart"/>
-      <w:r>
-        <w:rPr>
-          <w:b/>
-          <w:lang w:val="en-US"/>
-        </w:rPr>
-        <w:t>funkcionalnosti</w:t>
-      </w:r>
-      <w:proofErr w:type="spellEnd"/>
-      <w:r>
-        <w:rPr>
-          <w:b/>
-          <w:lang w:val="en-US"/>
-        </w:rPr>
-        <w:t>:</w:t>
-      </w:r>
-    </w:p>
-    <w:p>
-      <w:pPr>
-        <w:ind w:left="720"/>
-        <w:rPr>
-          <w:lang w:val="en-US"/>
-        </w:rPr>
-      </w:pPr>
       <w:r>
         <w:rPr>
           <w:lang w:val="en-US"/>
@@ -1930,118 +1636,6 @@
             <w:rPr>
               <w:lang w:val="en-US"/>
             </w:rPr>
-            <w:t>Korisnik</w:t>
-          </w:r>
-          <w:proofErr w:type="spellEnd"/>
-          <w:r>
-            <w:rPr>
-              <w:lang w:val="en-US"/>
-            </w:rPr>
-            <w:t xml:space="preserve"> </w:t>
-          </w:r>
-          <w:proofErr w:type="spellStart"/>
-          <w:r>
-            <w:rPr>
-              <w:lang w:val="en-US"/>
-            </w:rPr>
-            <w:t>može</w:t>
-          </w:r>
-          <w:proofErr w:type="spellEnd"/>
-          <w:r>
-            <w:rPr>
-              <w:lang w:val="en-US"/>
-            </w:rPr>
-            <w:t xml:space="preserve"> </w:t>
-          </w:r>
-          <w:proofErr w:type="spellStart"/>
-          <w:r>
-            <w:rPr>
-              <w:lang w:val="en-US"/>
-            </w:rPr>
-            <w:t>otkazati</w:t>
-          </w:r>
-          <w:proofErr w:type="spellEnd"/>
-          <w:r>
-            <w:rPr>
-              <w:lang w:val="en-US"/>
-            </w:rPr>
-            <w:t xml:space="preserve"> </w:t>
-          </w:r>
-          <w:proofErr w:type="spellStart"/>
-          <w:r>
-            <w:rPr>
-              <w:lang w:val="en-US"/>
-            </w:rPr>
-            <w:t>ili</w:t>
-          </w:r>
-          <w:proofErr w:type="spellEnd"/>
-          <w:r>
-            <w:rPr>
-              <w:lang w:val="en-US"/>
-            </w:rPr>
-            <w:t xml:space="preserve"> </w:t>
-          </w:r>
-          <w:proofErr w:type="spellStart"/>
-          <w:r>
-            <w:rPr>
-              <w:lang w:val="en-US"/>
-            </w:rPr>
-            <w:t>izmijeniti</w:t>
-          </w:r>
-          <w:proofErr w:type="spellEnd"/>
-          <w:r>
-            <w:rPr>
-              <w:lang w:val="en-US"/>
-            </w:rPr>
-            <w:t xml:space="preserve"> </w:t>
-          </w:r>
-          <w:proofErr w:type="spellStart"/>
-          <w:r>
-            <w:rPr>
-              <w:lang w:val="en-US"/>
-            </w:rPr>
-            <w:t>već</w:t>
-          </w:r>
-          <w:proofErr w:type="spellEnd"/>
-          <w:r>
-            <w:rPr>
-              <w:lang w:val="en-US"/>
-            </w:rPr>
-            <w:t xml:space="preserve"> </w:t>
-          </w:r>
-          <w:proofErr w:type="spellStart"/>
-          <w:r>
-            <w:rPr>
-              <w:lang w:val="en-US"/>
-            </w:rPr>
-            <w:t>zakazani</w:t>
-          </w:r>
-          <w:proofErr w:type="spellEnd"/>
-          <w:r>
-            <w:rPr>
-              <w:lang w:val="en-US"/>
-            </w:rPr>
-            <w:t xml:space="preserve"> </w:t>
-          </w:r>
-          <w:proofErr w:type="spellStart"/>
-          <w:r>
-            <w:rPr>
-              <w:lang w:val="en-US"/>
-            </w:rPr>
-            <w:t>termin</w:t>
-          </w:r>
-          <w:proofErr w:type="spellEnd"/>
-          <w:r>
-            <w:rPr>
-              <w:lang w:val="en-US"/>
-            </w:rPr>
-            <w:t xml:space="preserve">. </w:t>
-          </w:r>
-          <w:proofErr w:type="spellStart"/>
-          <w:r>
-            <w:rPr>
-              <w:lang w:val="en-US"/>
-            </w:rPr>
             <w:t>Promjene</w:t>
           </w:r>
           <w:proofErr w:type="spellEnd"/>
@@ -2329,7 +1923,7 @@
     </w:p>
     <w:p>
       <w:pPr>
-        <w:pStyle w:val="ListParagraph"/>
+        <w:pStyle w:val="Odlomakpopisa"/>
         <w:numPr>
           <w:ilvl w:val="0"/>
           <w:numId w:val="3"/>
@@ -2429,7 +2023,7 @@
     </w:p>
     <w:p>
       <w:pPr>
-        <w:pStyle w:val="ListParagraph"/>
+        <w:pStyle w:val="Odlomakpopisa"/>
         <w:rPr>
           <w:lang w:val="en-US"/>
         </w:rPr>
@@ -2935,7 +2529,7 @@
     </w:p>
     <w:p>
       <w:pPr>
-        <w:pStyle w:val="ListParagraph"/>
+        <w:pStyle w:val="Odlomakpopisa"/>
         <w:numPr>
           <w:ilvl w:val="0"/>
           <w:numId w:val="3"/>
@@ -3035,7 +2629,7 @@
     </w:p>
     <w:p>
       <w:pPr>
-        <w:pStyle w:val="ListParagraph"/>
+        <w:pStyle w:val="Odlomakpopisa"/>
         <w:rPr>
           <w:lang w:val="en-US"/>
         </w:rPr>
@@ -3737,7 +3331,7 @@
     </w:p>
     <w:p>
       <w:pPr>
-        <w:pStyle w:val="ListParagraph"/>
+        <w:pStyle w:val="Odlomakpopisa"/>
         <w:numPr>
           <w:ilvl w:val="0"/>
           <w:numId w:val="3"/>
@@ -4147,21 +3741,7 @@
             <w:rPr>
               <w:lang w:val="en-US"/>
             </w:rPr>
-            <w:t xml:space="preserve"> </w:t>
-          </w:r>
-          <w:proofErr w:type="spellStart"/>
-          <w:r>
-            <w:rPr>
-              <w:lang w:val="en-US"/>
-            </w:rPr>
-            <w:t>rada</w:t>
-          </w:r>
-          <w:proofErr w:type="spellEnd"/>
-          <w:r>
-            <w:rPr>
-              <w:lang w:val="en-US"/>
-            </w:rPr>
-            <w:t xml:space="preserve">. </w:t>
+            <w:t xml:space="preserve"> rada. </w:t>
           </w:r>
           <w:proofErr w:type="spellStart"/>
           <w:r>
@@ -4315,7 +3895,7 @@
     </w:p>
     <w:p>
       <w:pPr>
-        <w:pStyle w:val="ListParagraph"/>
+        <w:pStyle w:val="Odlomakpopisa"/>
         <w:numPr>
           <w:ilvl w:val="0"/>
           <w:numId w:val="3"/>
@@ -4644,21 +4224,7 @@
             <w:rPr>
               <w:lang w:val="en-US"/>
             </w:rPr>
-            <w:t xml:space="preserve"> </w:t>
-          </w:r>
-          <w:proofErr w:type="spellStart"/>
-          <w:r>
-            <w:rPr>
-              <w:lang w:val="en-US"/>
-            </w:rPr>
-            <w:t>rada</w:t>
-          </w:r>
-          <w:proofErr w:type="spellEnd"/>
-          <w:r>
-            <w:rPr>
-              <w:lang w:val="en-US"/>
-            </w:rPr>
-            <w:t xml:space="preserve"> </w:t>
+            <w:t xml:space="preserve"> rada </w:t>
           </w:r>
           <w:proofErr w:type="spellStart"/>
           <w:r>
@@ -4938,7 +4504,7 @@
     </w:p>
     <w:p>
       <w:pPr>
-        <w:pStyle w:val="ListParagraph"/>
+        <w:pStyle w:val="Odlomakpopisa"/>
         <w:numPr>
           <w:ilvl w:val="0"/>
           <w:numId w:val="3"/>
@@ -4953,6 +4519,7 @@
           <w:b/>
           <w:lang w:val="en-US"/>
         </w:rPr>
+        <w:lastRenderedPageBreak/>
         <w:t>Naziv</w:t>
       </w:r>
       <w:proofErr w:type="spellEnd"/>
@@ -6057,7 +5624,7 @@
     </w:p>
     <w:p>
       <w:pPr>
-        <w:pStyle w:val="Heading2"/>
+        <w:pStyle w:val="Naslov2"/>
         <w:rPr>
           <w:lang w:val="en-US"/>
         </w:rPr>
@@ -6104,17 +5671,16 @@
           <w:lang w:val="en-US"/>
         </w:rPr>
       </w:pPr>
+      <w:r>
+        <w:rPr>
+          <w:lang w:val="en-US"/>
+        </w:rPr>
+        <w:t xml:space="preserve"> </w:t>
+      </w:r>
     </w:p>
     <w:p>
       <w:pPr>
-        <w:rPr>
-          <w:lang w:val="en-US"/>
-        </w:rPr>
-      </w:pPr>
-    </w:p>
-    <w:p>
-      <w:pPr>
-        <w:pStyle w:val="ListParagraph"/>
+        <w:pStyle w:val="Odlomakpopisa"/>
         <w:numPr>
           <w:ilvl w:val="0"/>
           <w:numId w:val="2"/>
@@ -6185,12 +5751,28 @@
           <w:b/>
           <w:lang w:val="en-US"/>
         </w:rPr>
-        <w:t xml:space="preserve"> (pacijent)</w:t>
+        <w:t xml:space="preserve"> (</w:t>
+      </w:r>
+      <w:proofErr w:type="spellStart"/>
+      <w:r>
+        <w:rPr>
+          <w:b/>
+          <w:lang w:val="en-US"/>
+        </w:rPr>
+        <w:t>pacijent</w:t>
+      </w:r>
+      <w:proofErr w:type="spellEnd"/>
+      <w:r>
+        <w:rPr>
+          <w:b/>
+          <w:lang w:val="en-US"/>
+        </w:rPr>
+        <w:t>)</w:t>
       </w:r>
     </w:p>
     <w:p>
       <w:pPr>
-        <w:pStyle w:val="ListParagraph"/>
+        <w:pStyle w:val="Odlomakpopisa"/>
         <w:rPr>
           <w:lang w:val="en-US"/>
         </w:rPr>
@@ -6350,7 +5932,7 @@
     </w:p>
     <w:tbl>
       <w:tblPr>
-        <w:tblStyle w:val="TableGrid"/>
+        <w:tblStyle w:val="Reetkatablice"/>
         <w:tblW w:w="0" w:type="auto"/>
         <w:tblInd w:w="715" w:type="dxa"/>
         <w:tblLook w:val="04A0" w:firstRow="1" w:lastRow="0" w:firstColumn="1" w:lastColumn="0" w:noHBand="0" w:noVBand="1"/>
@@ -6568,7 +6150,7 @@
                   <w:rPr>
                     <w:lang w:val="en-US"/>
                   </w:rPr>
-                  <w:t>Mogućnost pregleda</w:t>
+                  <w:t>Mogućnost uređivanja</w:t>
                 </w:r>
               </w:p>
             </w:tc>
@@ -6610,7 +6192,62 @@
                     <w:color w:val="808080" w:themeColor="background1" w:themeShade="80"/>
                     <w:lang w:val="en-US"/>
                   </w:rPr>
-                  <w:t>2.Zakazivanje termina</w:t>
+                  <w:t>2.Zakazivanje</w:t>
+                </w:r>
+                <w:r>
+                  <w:rPr>
+                    <w:color w:val="808080" w:themeColor="background1" w:themeShade="80"/>
+                    <w:lang w:val="en-US"/>
+                  </w:rPr>
+                  <w:t xml:space="preserve">, </w:t>
+                </w:r>
+                <w:proofErr w:type="spellStart"/>
+                <w:r>
+                  <w:rPr>
+                    <w:color w:val="808080" w:themeColor="background1" w:themeShade="80"/>
+                    <w:lang w:val="en-US"/>
+                  </w:rPr>
+                  <w:t>otkazivanje</w:t>
+                </w:r>
+                <w:proofErr w:type="spellEnd"/>
+                <w:r>
+                  <w:rPr>
+                    <w:color w:val="808080" w:themeColor="background1" w:themeShade="80"/>
+                    <w:lang w:val="en-US"/>
+                  </w:rPr>
+                  <w:t xml:space="preserve"> </w:t>
+                </w:r>
+                <w:proofErr w:type="spellStart"/>
+                <w:r>
+                  <w:rPr>
+                    <w:color w:val="808080" w:themeColor="background1" w:themeShade="80"/>
+                    <w:lang w:val="en-US"/>
+                  </w:rPr>
+                  <w:t>i</w:t>
+                </w:r>
+                <w:proofErr w:type="spellEnd"/>
+                <w:r>
+                  <w:rPr>
+                    <w:color w:val="808080" w:themeColor="background1" w:themeShade="80"/>
+                    <w:lang w:val="en-US"/>
+                  </w:rPr>
+                  <w:t xml:space="preserve"> </w:t>
+                </w:r>
+                <w:proofErr w:type="spellStart"/>
+                <w:r>
+                  <w:rPr>
+                    <w:color w:val="808080" w:themeColor="background1" w:themeShade="80"/>
+                    <w:lang w:val="en-US"/>
+                  </w:rPr>
+                  <w:t>izmjena</w:t>
+                </w:r>
+                <w:proofErr w:type="spellEnd"/>
+                <w:r>
+                  <w:rPr>
+                    <w:color w:val="808080" w:themeColor="background1" w:themeShade="80"/>
+                    <w:lang w:val="en-US"/>
+                  </w:rPr>
+                  <w:t xml:space="preserve"> termina</w:t>
                 </w:r>
               </w:p>
             </w:sdtContent>
@@ -6678,118 +6315,14 @@
                 <w:color w:val="A5A5A5" w:themeColor="accent3"/>
                 <w:lang w:val="en-US"/>
               </w:rPr>
-              <w:t xml:space="preserve">3. </w:t>
+              <w:t>3.</w:t>
             </w:r>
-            <w:proofErr w:type="spellStart"/>
-            <w:r>
-              <w:rPr>
-                <w:color w:val="A5A5A5" w:themeColor="accent3"/>
-                <w:lang w:val="en-US"/>
-              </w:rPr>
-              <w:t>Otkazivanje</w:t>
-            </w:r>
-            <w:proofErr w:type="spellEnd"/>
             <w:r>
               <w:rPr>
                 <w:color w:val="A5A5A5" w:themeColor="accent3"/>
                 <w:lang w:val="en-US"/>
               </w:rPr>
               <w:t xml:space="preserve"> </w:t>
-            </w:r>
-            <w:proofErr w:type="spellStart"/>
-            <w:r>
-              <w:rPr>
-                <w:color w:val="A5A5A5" w:themeColor="accent3"/>
-                <w:lang w:val="en-US"/>
-              </w:rPr>
-              <w:t>i</w:t>
-            </w:r>
-            <w:proofErr w:type="spellEnd"/>
-            <w:r>
-              <w:rPr>
-                <w:color w:val="A5A5A5" w:themeColor="accent3"/>
-                <w:lang w:val="en-US"/>
-              </w:rPr>
-              <w:t xml:space="preserve"> </w:t>
-            </w:r>
-            <w:proofErr w:type="spellStart"/>
-            <w:r>
-              <w:rPr>
-                <w:color w:val="A5A5A5" w:themeColor="accent3"/>
-                <w:lang w:val="en-US"/>
-              </w:rPr>
-              <w:t>izmjena</w:t>
-            </w:r>
-            <w:proofErr w:type="spellEnd"/>
-            <w:r>
-              <w:rPr>
-                <w:color w:val="A5A5A5" w:themeColor="accent3"/>
-                <w:lang w:val="en-US"/>
-              </w:rPr>
-              <w:t xml:space="preserve"> termina</w:t>
-            </w:r>
-          </w:p>
-        </w:tc>
-        <w:tc>
-          <w:tcPr>
-            <w:tcW w:w="4050" w:type="dxa"/>
-            <w:vAlign w:val="center"/>
-          </w:tcPr>
-          <w:p>
-            <w:pPr>
-              <w:jc w:val="left"/>
-              <w:rPr>
-                <w:lang w:val="en-US"/>
-              </w:rPr>
-            </w:pPr>
-            <w:proofErr w:type="spellStart"/>
-            <w:r>
-              <w:rPr>
-                <w:lang w:val="en-US"/>
-              </w:rPr>
-              <w:t>Mogućnost</w:t>
-            </w:r>
-            <w:proofErr w:type="spellEnd"/>
-            <w:r>
-              <w:rPr>
-                <w:lang w:val="en-US"/>
-              </w:rPr>
-              <w:t xml:space="preserve"> </w:t>
-            </w:r>
-            <w:proofErr w:type="spellStart"/>
-            <w:r>
-              <w:rPr>
-                <w:lang w:val="en-US"/>
-              </w:rPr>
-              <w:t>uređivanja</w:t>
-            </w:r>
-            <w:proofErr w:type="spellEnd"/>
-          </w:p>
-        </w:tc>
-      </w:tr>
-      <w:tr>
-        <w:trPr>
-          <w:trHeight w:val="632"/>
-        </w:trPr>
-        <w:tc>
-          <w:tcPr>
-            <w:tcW w:w="4500" w:type="dxa"/>
-            <w:vAlign w:val="center"/>
-          </w:tcPr>
-          <w:p>
-            <w:pPr>
-              <w:jc w:val="left"/>
-              <w:rPr>
-                <w:color w:val="A5A5A5" w:themeColor="accent3"/>
-                <w:lang w:val="en-US"/>
-              </w:rPr>
-            </w:pPr>
-            <w:r>
-              <w:rPr>
-                <w:color w:val="A5A5A5" w:themeColor="accent3"/>
-                <w:lang w:val="en-US"/>
-              </w:rPr>
-              <w:t xml:space="preserve">4. </w:t>
             </w:r>
             <w:proofErr w:type="spellStart"/>
             <w:r>
@@ -6900,7 +6433,14 @@
                 <w:color w:val="A5A5A5" w:themeColor="accent3"/>
                 <w:lang w:val="en-US"/>
               </w:rPr>
-              <w:t xml:space="preserve">5. </w:t>
+              <w:t>4</w:t>
+            </w:r>
+            <w:r>
+              <w:rPr>
+                <w:color w:val="A5A5A5" w:themeColor="accent3"/>
+                <w:lang w:val="en-US"/>
+              </w:rPr>
+              <w:t xml:space="preserve">. </w:t>
             </w:r>
             <w:proofErr w:type="spellStart"/>
             <w:r>
@@ -7033,7 +6573,14 @@
                     <w:color w:val="808080" w:themeColor="background1" w:themeShade="80"/>
                     <w:lang w:val="en-US"/>
                   </w:rPr>
-                  <w:t xml:space="preserve">8. </w:t>
+                  <w:t>7</w:t>
+                </w:r>
+                <w:r>
+                  <w:rPr>
+                    <w:color w:val="808080" w:themeColor="background1" w:themeShade="80"/>
+                    <w:lang w:val="en-US"/>
+                  </w:rPr>
+                  <w:t xml:space="preserve">. </w:t>
                 </w:r>
                 <w:sdt>
                   <w:sdtPr>
@@ -7184,7 +6731,7 @@
     </w:p>
     <w:p>
       <w:pPr>
-        <w:pStyle w:val="ListParagraph"/>
+        <w:pStyle w:val="Odlomakpopisa"/>
         <w:numPr>
           <w:ilvl w:val="0"/>
           <w:numId w:val="2"/>
@@ -7421,7 +6968,7 @@
     </w:p>
     <w:tbl>
       <w:tblPr>
-        <w:tblStyle w:val="TableGrid"/>
+        <w:tblStyle w:val="Reetkatablice"/>
         <w:tblW w:w="0" w:type="auto"/>
         <w:tblInd w:w="715" w:type="dxa"/>
         <w:tblLook w:val="04A0" w:firstRow="1" w:lastRow="0" w:firstColumn="1" w:lastColumn="0" w:noHBand="0" w:noVBand="1"/>
@@ -7552,7 +7099,14 @@
                     <w:color w:val="808080" w:themeColor="background1" w:themeShade="80"/>
                     <w:lang w:val="en-US"/>
                   </w:rPr>
-                  <w:t xml:space="preserve">4. </w:t>
+                  <w:t>3</w:t>
+                </w:r>
+                <w:r>
+                  <w:rPr>
+                    <w:color w:val="808080" w:themeColor="background1" w:themeShade="80"/>
+                    <w:lang w:val="en-US"/>
+                  </w:rPr>
+                  <w:t xml:space="preserve">. </w:t>
                 </w:r>
                 <w:proofErr w:type="spellStart"/>
                 <w:r>
@@ -7681,7 +7235,7 @@
                     <w:color w:val="808080" w:themeColor="background1" w:themeShade="80"/>
                     <w:lang w:val="en-US"/>
                   </w:rPr>
-                  <w:t>7</w:t>
+                  <w:t>6</w:t>
                 </w:r>
                 <w:r>
                   <w:rPr>
@@ -7768,13 +7322,176 @@
                   <w:rPr>
                     <w:lang w:val="en-US"/>
                   </w:rPr>
-                  <w:t>Mogućnost pregleda</w:t>
+                  <w:t>Mogućnost uređivanja</w:t>
                 </w:r>
               </w:p>
             </w:tc>
           </w:sdtContent>
         </w:sdt>
       </w:tr>
+      <w:tr>
+        <w:trPr>
+          <w:trHeight w:val="620"/>
+        </w:trPr>
+        <w:tc>
+          <w:tcPr>
+            <w:tcW w:w="4500" w:type="dxa"/>
+            <w:vAlign w:val="center"/>
+          </w:tcPr>
+          <w:p>
+            <w:pPr>
+              <w:jc w:val="left"/>
+              <w:rPr>
+                <w:color w:val="808080" w:themeColor="background1" w:themeShade="80"/>
+                <w:lang w:val="en-US"/>
+              </w:rPr>
+            </w:pPr>
+            <w:r>
+              <w:rPr>
+                <w:color w:val="808080" w:themeColor="background1" w:themeShade="80"/>
+                <w:lang w:val="en-US"/>
+              </w:rPr>
+              <w:t>7</w:t>
+            </w:r>
+            <w:r>
+              <w:rPr>
+                <w:color w:val="A5A5A5" w:themeColor="accent3"/>
+                <w:lang w:val="en-US"/>
+              </w:rPr>
+              <w:t xml:space="preserve">. </w:t>
+            </w:r>
+            <w:sdt>
+              <w:sdtPr>
+                <w:rPr>
+                  <w:color w:val="A5A5A5" w:themeColor="accent3"/>
+                  <w:lang w:val="en-US"/>
+                </w:rPr>
+                <w:id w:val="-1693757690"/>
+                <w:placeholder>
+                  <w:docPart w:val="3BFC516B58DC482B9481D91B8B07A338"/>
+                </w:placeholder>
+              </w:sdtPr>
+              <w:sdtContent>
+                <w:proofErr w:type="spellStart"/>
+                <w:r>
+                  <w:rPr>
+                    <w:color w:val="A5A5A5" w:themeColor="accent3"/>
+                    <w:lang w:val="en-US"/>
+                  </w:rPr>
+                  <w:t>Evidencija</w:t>
+                </w:r>
+                <w:proofErr w:type="spellEnd"/>
+                <w:r>
+                  <w:rPr>
+                    <w:color w:val="A5A5A5" w:themeColor="accent3"/>
+                    <w:lang w:val="en-US"/>
+                  </w:rPr>
+                  <w:t xml:space="preserve"> </w:t>
+                </w:r>
+                <w:proofErr w:type="spellStart"/>
+                <w:r>
+                  <w:rPr>
+                    <w:color w:val="A5A5A5" w:themeColor="accent3"/>
+                    <w:lang w:val="en-US"/>
+                  </w:rPr>
+                  <w:t>pregleda</w:t>
+                </w:r>
+                <w:proofErr w:type="spellEnd"/>
+                <w:r>
+                  <w:rPr>
+                    <w:color w:val="A5A5A5" w:themeColor="accent3"/>
+                    <w:lang w:val="en-US"/>
+                  </w:rPr>
+                  <w:t xml:space="preserve"> </w:t>
+                </w:r>
+                <w:proofErr w:type="spellStart"/>
+                <w:r>
+                  <w:rPr>
+                    <w:color w:val="A5A5A5" w:themeColor="accent3"/>
+                    <w:lang w:val="en-US"/>
+                  </w:rPr>
+                  <w:t>putem</w:t>
+                </w:r>
+                <w:proofErr w:type="spellEnd"/>
+                <w:r>
+                  <w:rPr>
+                    <w:color w:val="A5A5A5" w:themeColor="accent3"/>
+                    <w:lang w:val="en-US"/>
+                  </w:rPr>
+                  <w:t xml:space="preserve"> </w:t>
+                </w:r>
+                <w:proofErr w:type="spellStart"/>
+                <w:r>
+                  <w:rPr>
+                    <w:color w:val="A5A5A5" w:themeColor="accent3"/>
+                    <w:lang w:val="en-US"/>
+                  </w:rPr>
+                  <w:t>eksternog</w:t>
+                </w:r>
+                <w:proofErr w:type="spellEnd"/>
+                <w:r>
+                  <w:rPr>
+                    <w:color w:val="A5A5A5" w:themeColor="accent3"/>
+                    <w:lang w:val="en-US"/>
+                  </w:rPr>
+                  <w:t xml:space="preserve"> </w:t>
+                </w:r>
+                <w:proofErr w:type="spellStart"/>
+                <w:r>
+                  <w:rPr>
+                    <w:color w:val="A5A5A5" w:themeColor="accent3"/>
+                    <w:lang w:val="en-US"/>
+                  </w:rPr>
+                  <w:t>uređaja</w:t>
+                </w:r>
+                <w:proofErr w:type="spellEnd"/>
+              </w:sdtContent>
+            </w:sdt>
+          </w:p>
+        </w:tc>
+        <w:tc>
+          <w:tcPr>
+            <w:tcW w:w="4050" w:type="dxa"/>
+            <w:vAlign w:val="center"/>
+          </w:tcPr>
+          <w:p>
+            <w:pPr>
+              <w:jc w:val="left"/>
+              <w:rPr>
+                <w:lang w:val="en-US"/>
+              </w:rPr>
+            </w:pPr>
+            <w:proofErr w:type="spellStart"/>
+            <w:r>
+              <w:rPr>
+                <w:lang w:val="en-US"/>
+              </w:rPr>
+              <w:t>Mogu</w:t>
+            </w:r>
+            <w:r>
+              <w:rPr>
+                <w:lang w:val="en-US"/>
+              </w:rPr>
+              <w:t>ćnost</w:t>
+            </w:r>
+            <w:proofErr w:type="spellEnd"/>
+            <w:r>
+              <w:rPr>
+                <w:lang w:val="en-US"/>
+              </w:rPr>
+              <w:t xml:space="preserve"> </w:t>
+            </w:r>
+            <w:proofErr w:type="spellStart"/>
+            <w:r>
+              <w:rPr>
+                <w:lang w:val="en-US"/>
+              </w:rPr>
+              <w:t>pregleda</w:t>
+            </w:r>
+            <w:proofErr w:type="spellEnd"/>
+          </w:p>
+        </w:tc>
+      </w:tr>
     </w:tbl>
     <w:p>
       <w:pPr>
@@ -7786,7 +7503,7 @@
     </w:p>
     <w:p>
       <w:pPr>
-        <w:pStyle w:val="ListParagraph"/>
+        <w:pStyle w:val="Odlomakpopisa"/>
         <w:numPr>
           <w:ilvl w:val="0"/>
           <w:numId w:val="2"/>
@@ -8022,7 +7739,7 @@
     </w:p>
     <w:tbl>
       <w:tblPr>
-        <w:tblStyle w:val="TableGrid"/>
+        <w:tblStyle w:val="Reetkatablice"/>
         <w:tblW w:w="0" w:type="auto"/>
         <w:tblInd w:w="715" w:type="dxa"/>
         <w:tblLook w:val="04A0" w:firstRow="1" w:lastRow="0" w:firstColumn="1" w:lastColumn="0" w:noHBand="0" w:noVBand="1"/>
@@ -8055,6 +7772,7 @@
                 <w:b/>
                 <w:lang w:val="en-US"/>
               </w:rPr>
+              <w:lastRenderedPageBreak/>
               <w:t>Funkcionalnost</w:t>
             </w:r>
             <w:proofErr w:type="spellEnd"/>
@@ -8141,7 +7859,7 @@
             <w:sdtContent>
               <w:p>
                 <w:pPr>
-                  <w:pStyle w:val="ListParagraph"/>
+                  <w:pStyle w:val="Odlomakpopisa"/>
                   <w:numPr>
                     <w:ilvl w:val="0"/>
                     <w:numId w:val="12"/>
@@ -8244,7 +7962,7 @@
             <w:sdtContent>
               <w:p>
                 <w:pPr>
-                  <w:pStyle w:val="ListParagraph"/>
+                  <w:pStyle w:val="Odlomakpopisa"/>
                   <w:numPr>
                     <w:ilvl w:val="0"/>
                     <w:numId w:val="12"/>
@@ -8262,6 +7980,54 @@
                     <w:lang w:val="en-US"/>
                   </w:rPr>
                   <w:t>Zakazivanje</w:t>
+                </w:r>
+                <w:proofErr w:type="spellEnd"/>
+                <w:r>
+                  <w:rPr>
+                    <w:color w:val="808080" w:themeColor="background1" w:themeShade="80"/>
+                    <w:lang w:val="en-US"/>
+                  </w:rPr>
+                  <w:t xml:space="preserve">, </w:t>
+                </w:r>
+                <w:proofErr w:type="spellStart"/>
+                <w:r>
+                  <w:rPr>
+                    <w:color w:val="808080" w:themeColor="background1" w:themeShade="80"/>
+                    <w:lang w:val="en-US"/>
+                  </w:rPr>
+                  <w:t>otkazivanje</w:t>
+                </w:r>
+                <w:proofErr w:type="spellEnd"/>
+                <w:r>
+                  <w:rPr>
+                    <w:color w:val="808080" w:themeColor="background1" w:themeShade="80"/>
+                    <w:lang w:val="en-US"/>
+                  </w:rPr>
+                  <w:t xml:space="preserve"> </w:t>
+                </w:r>
+                <w:proofErr w:type="spellStart"/>
+                <w:r>
+                  <w:rPr>
+                    <w:color w:val="808080" w:themeColor="background1" w:themeShade="80"/>
+                    <w:lang w:val="en-US"/>
+                  </w:rPr>
+                  <w:t>i</w:t>
+                </w:r>
+                <w:proofErr w:type="spellEnd"/>
+                <w:r>
+                  <w:rPr>
+                    <w:color w:val="808080" w:themeColor="background1" w:themeShade="80"/>
+                    <w:lang w:val="en-US"/>
+                  </w:rPr>
+                  <w:t xml:space="preserve"> </w:t>
+                </w:r>
+                <w:proofErr w:type="spellStart"/>
+                <w:r>
+                  <w:rPr>
+                    <w:color w:val="808080" w:themeColor="background1" w:themeShade="80"/>
+                    <w:lang w:val="en-US"/>
+                  </w:rPr>
+                  <w:t>izmjena</w:t>
                 </w:r>
                 <w:proofErr w:type="spellEnd"/>
                 <w:r>
@@ -8326,7 +8092,7 @@
           </w:tcPr>
           <w:p>
             <w:pPr>
-              <w:pStyle w:val="ListParagraph"/>
+              <w:pStyle w:val="Odlomakpopisa"/>
               <w:numPr>
                 <w:ilvl w:val="0"/>
                 <w:numId w:val="12"/>
@@ -8455,7 +8221,11 @@
             <w:sdtContent>
               <w:p>
                 <w:pPr>
-                  <w:ind w:left="360"/>
+                  <w:pStyle w:val="Odlomakpopisa"/>
+                  <w:numPr>
+                    <w:ilvl w:val="0"/>
+                    <w:numId w:val="12"/>
+                  </w:numPr>
                   <w:jc w:val="left"/>
                   <w:rPr>
                     <w:color w:val="808080" w:themeColor="background1" w:themeShade="80"/>
@@ -8467,7 +8237,7 @@
                     <w:color w:val="A5A5A5" w:themeColor="accent3"/>
                     <w:lang w:val="en-US"/>
                   </w:rPr>
-                  <w:t xml:space="preserve">5. </w:t>
+                  <w:t xml:space="preserve">. </w:t>
                 </w:r>
                 <w:proofErr w:type="spellStart"/>
                 <w:r>
@@ -8570,6 +8340,334 @@
           </w:sdtContent>
         </w:sdt>
       </w:tr>
+      <w:tr>
+        <w:trPr>
+          <w:trHeight w:val="620"/>
+        </w:trPr>
+        <w:tc>
+          <w:tcPr>
+            <w:tcW w:w="4500" w:type="dxa"/>
+            <w:vAlign w:val="center"/>
+          </w:tcPr>
+          <w:p>
+            <w:pPr>
+              <w:pStyle w:val="Odlomakpopisa"/>
+              <w:numPr>
+                <w:ilvl w:val="0"/>
+                <w:numId w:val="12"/>
+              </w:numPr>
+              <w:jc w:val="left"/>
+              <w:rPr>
+                <w:lang w:val="en-US"/>
+              </w:rPr>
+            </w:pPr>
+            <w:proofErr w:type="spellStart"/>
+            <w:r>
+              <w:rPr>
+                <w:color w:val="A5A5A5" w:themeColor="accent3"/>
+                <w:lang w:val="en-US"/>
+              </w:rPr>
+              <w:t>Provjera</w:t>
+            </w:r>
+            <w:proofErr w:type="spellEnd"/>
+            <w:r>
+              <w:rPr>
+                <w:color w:val="A5A5A5" w:themeColor="accent3"/>
+                <w:lang w:val="en-US"/>
+              </w:rPr>
+              <w:t xml:space="preserve"> </w:t>
+            </w:r>
+            <w:proofErr w:type="spellStart"/>
+            <w:r>
+              <w:rPr>
+                <w:color w:val="A5A5A5" w:themeColor="accent3"/>
+                <w:lang w:val="en-US"/>
+              </w:rPr>
+              <w:t>dostupnosti</w:t>
+            </w:r>
+            <w:proofErr w:type="spellEnd"/>
+            <w:r>
+              <w:rPr>
+                <w:color w:val="A5A5A5" w:themeColor="accent3"/>
+                <w:lang w:val="en-US"/>
+              </w:rPr>
+              <w:t xml:space="preserve"> termina</w:t>
+            </w:r>
+          </w:p>
+        </w:tc>
+        <w:tc>
+          <w:tcPr>
+            <w:tcW w:w="4050" w:type="dxa"/>
+            <w:vAlign w:val="center"/>
+          </w:tcPr>
+          <w:p>
+            <w:pPr>
+              <w:jc w:val="left"/>
+              <w:rPr>
+                <w:lang w:val="en-US"/>
+              </w:rPr>
+            </w:pPr>
+            <w:proofErr w:type="spellStart"/>
+            <w:r>
+              <w:rPr>
+                <w:lang w:val="en-US"/>
+              </w:rPr>
+              <w:t>Mogućnost</w:t>
+            </w:r>
+            <w:proofErr w:type="spellEnd"/>
+            <w:r>
+              <w:rPr>
+                <w:lang w:val="en-US"/>
+              </w:rPr>
+              <w:t xml:space="preserve"> </w:t>
+            </w:r>
+            <w:proofErr w:type="spellStart"/>
+            <w:r>
+              <w:rPr>
+                <w:lang w:val="en-US"/>
+              </w:rPr>
+              <w:t>uređivanja</w:t>
+            </w:r>
+            <w:proofErr w:type="spellEnd"/>
+          </w:p>
+        </w:tc>
+      </w:tr>
+      <w:tr>
+        <w:trPr>
+          <w:trHeight w:val="620"/>
+        </w:trPr>
+        <w:tc>
+          <w:tcPr>
+            <w:tcW w:w="4500" w:type="dxa"/>
+            <w:vAlign w:val="center"/>
+          </w:tcPr>
+          <w:p>
+            <w:pPr>
+              <w:pStyle w:val="Odlomakpopisa"/>
+              <w:numPr>
+                <w:ilvl w:val="0"/>
+                <w:numId w:val="12"/>
+              </w:numPr>
+              <w:jc w:val="left"/>
+              <w:rPr>
+                <w:color w:val="A5A5A5" w:themeColor="accent3"/>
+                <w:lang w:val="en-US"/>
+              </w:rPr>
+            </w:pPr>
+            <w:proofErr w:type="spellStart"/>
+            <w:r>
+              <w:rPr>
+                <w:color w:val="A5A5A5" w:themeColor="accent3"/>
+                <w:lang w:val="en-US"/>
+              </w:rPr>
+              <w:t>Upravljanje</w:t>
+            </w:r>
+            <w:proofErr w:type="spellEnd"/>
+            <w:r>
+              <w:rPr>
+                <w:color w:val="A5A5A5" w:themeColor="accent3"/>
+                <w:lang w:val="en-US"/>
+              </w:rPr>
+              <w:t xml:space="preserve"> </w:t>
+            </w:r>
+            <w:proofErr w:type="spellStart"/>
+            <w:r>
+              <w:rPr>
+                <w:color w:val="A5A5A5" w:themeColor="accent3"/>
+                <w:lang w:val="en-US"/>
+              </w:rPr>
+              <w:t>rasporedom</w:t>
+            </w:r>
+            <w:proofErr w:type="spellEnd"/>
+            <w:r>
+              <w:rPr>
+                <w:color w:val="A5A5A5" w:themeColor="accent3"/>
+                <w:lang w:val="en-US"/>
+              </w:rPr>
+              <w:t xml:space="preserve"> </w:t>
+            </w:r>
+            <w:proofErr w:type="spellStart"/>
+            <w:r>
+              <w:rPr>
+                <w:color w:val="A5A5A5" w:themeColor="accent3"/>
+                <w:lang w:val="en-US"/>
+              </w:rPr>
+              <w:t>doktora</w:t>
+            </w:r>
+            <w:proofErr w:type="spellEnd"/>
+          </w:p>
+        </w:tc>
+        <w:tc>
+          <w:tcPr>
+            <w:tcW w:w="4050" w:type="dxa"/>
+            <w:vAlign w:val="center"/>
+          </w:tcPr>
+          <w:p>
+            <w:pPr>
+              <w:jc w:val="left"/>
+              <w:rPr>
+                <w:lang w:val="en-US"/>
+              </w:rPr>
+            </w:pPr>
+            <w:proofErr w:type="spellStart"/>
+            <w:r>
+              <w:rPr>
+                <w:lang w:val="en-US"/>
+              </w:rPr>
+              <w:t>Mogućnost</w:t>
+            </w:r>
+            <w:proofErr w:type="spellEnd"/>
+            <w:r>
+              <w:rPr>
+                <w:lang w:val="en-US"/>
+              </w:rPr>
+              <w:t xml:space="preserve"> </w:t>
+            </w:r>
+            <w:proofErr w:type="spellStart"/>
+            <w:r>
+              <w:rPr>
+                <w:lang w:val="en-US"/>
+              </w:rPr>
+              <w:t>uređivanja</w:t>
+            </w:r>
+            <w:proofErr w:type="spellEnd"/>
+          </w:p>
+        </w:tc>
+      </w:tr>
+      <w:tr>
+        <w:trPr>
+          <w:trHeight w:val="620"/>
+        </w:trPr>
+        <w:tc>
+          <w:tcPr>
+            <w:tcW w:w="4500" w:type="dxa"/>
+            <w:vAlign w:val="center"/>
+          </w:tcPr>
+          <w:p>
+            <w:pPr>
+              <w:pStyle w:val="Odlomakpopisa"/>
+              <w:numPr>
+                <w:ilvl w:val="0"/>
+                <w:numId w:val="12"/>
+              </w:numPr>
+              <w:jc w:val="left"/>
+              <w:rPr>
+                <w:color w:val="A5A5A5" w:themeColor="accent3"/>
+                <w:lang w:val="en-US"/>
+              </w:rPr>
+            </w:pPr>
+            <w:proofErr w:type="spellStart"/>
+            <w:r>
+              <w:rPr>
+                <w:color w:val="A5A5A5" w:themeColor="accent3"/>
+                <w:lang w:val="en-US"/>
+              </w:rPr>
+              <w:t>Evidencija</w:t>
+            </w:r>
+            <w:proofErr w:type="spellEnd"/>
+            <w:r>
+              <w:rPr>
+                <w:color w:val="A5A5A5" w:themeColor="accent3"/>
+                <w:lang w:val="en-US"/>
+              </w:rPr>
+              <w:t xml:space="preserve"> </w:t>
+            </w:r>
+            <w:proofErr w:type="spellStart"/>
+            <w:r>
+              <w:rPr>
+                <w:color w:val="A5A5A5" w:themeColor="accent3"/>
+                <w:lang w:val="en-US"/>
+              </w:rPr>
+              <w:t>pregleda</w:t>
+            </w:r>
+            <w:proofErr w:type="spellEnd"/>
+            <w:r>
+              <w:rPr>
+                <w:color w:val="A5A5A5" w:themeColor="accent3"/>
+                <w:lang w:val="en-US"/>
+              </w:rPr>
+              <w:t xml:space="preserve"> </w:t>
+            </w:r>
+            <w:proofErr w:type="spellStart"/>
+            <w:r>
+              <w:rPr>
+                <w:color w:val="A5A5A5" w:themeColor="accent3"/>
+                <w:lang w:val="en-US"/>
+              </w:rPr>
+              <w:t>putem</w:t>
+            </w:r>
+            <w:proofErr w:type="spellEnd"/>
+            <w:r>
+              <w:rPr>
+                <w:color w:val="A5A5A5" w:themeColor="accent3"/>
+                <w:lang w:val="en-US"/>
+              </w:rPr>
+              <w:t xml:space="preserve"> </w:t>
+            </w:r>
+            <w:proofErr w:type="spellStart"/>
+            <w:r>
+              <w:rPr>
+                <w:color w:val="A5A5A5" w:themeColor="accent3"/>
+                <w:lang w:val="en-US"/>
+              </w:rPr>
+              <w:t>vanjskog</w:t>
+            </w:r>
+            <w:proofErr w:type="spellEnd"/>
+            <w:r>
+              <w:rPr>
+                <w:color w:val="A5A5A5" w:themeColor="accent3"/>
+                <w:lang w:val="en-US"/>
+              </w:rPr>
+              <w:t xml:space="preserve"> </w:t>
+            </w:r>
+            <w:proofErr w:type="spellStart"/>
+            <w:r>
+              <w:rPr>
+                <w:color w:val="A5A5A5" w:themeColor="accent3"/>
+                <w:lang w:val="en-US"/>
+              </w:rPr>
+              <w:t>uređaja</w:t>
+            </w:r>
+            <w:proofErr w:type="spellEnd"/>
+          </w:p>
+        </w:tc>
+        <w:tc>
+          <w:tcPr>
+            <w:tcW w:w="4050" w:type="dxa"/>
+            <w:vAlign w:val="center"/>
+          </w:tcPr>
+          <w:p>
+            <w:pPr>
+              <w:jc w:val="left"/>
+              <w:rPr>
+                <w:lang w:val="en-US"/>
+              </w:rPr>
+            </w:pPr>
+            <w:proofErr w:type="spellStart"/>
+            <w:r>
+              <w:rPr>
+                <w:lang w:val="en-US"/>
+              </w:rPr>
+              <w:t>Mogućnost</w:t>
+            </w:r>
+            <w:proofErr w:type="spellEnd"/>
+            <w:r>
+              <w:rPr>
+                <w:lang w:val="en-US"/>
+              </w:rPr>
+              <w:t xml:space="preserve"> </w:t>
+            </w:r>
+            <w:proofErr w:type="spellStart"/>
+            <w:r>
+              <w:rPr>
+                <w:lang w:val="en-US"/>
+              </w:rPr>
+              <w:t>uređivanja</w:t>
+            </w:r>
+            <w:proofErr w:type="spellEnd"/>
+          </w:p>
+        </w:tc>
+      </w:tr>
     </w:tbl>
     <w:p>
       <w:pPr>
@@ -8589,265 +8687,6 @@
         </w:rPr>
       </w:pPr>
     </w:p>
-    <w:p>
-      <w:pPr>
-        <w:pStyle w:val="Heading2"/>
-        <w:numPr>
-          <w:ilvl w:val="0"/>
-          <w:numId w:val="14"/>
-        </w:numPr>
-      </w:pPr>
-      <w:r>
-        <w:t>Nefunkcionalni zahtjevi sistema</w:t>
-      </w:r>
-    </w:p>
-    <w:p/>
-    <w:p>
-      <w:pPr>
-        <w:pStyle w:val="ListParagraph"/>
-        <w:numPr>
-          <w:ilvl w:val="0"/>
-          <w:numId w:val="15"/>
-        </w:numPr>
-      </w:pPr>
-      <w:r>
-        <w:rPr>
-          <w:b/>
-        </w:rPr>
-        <w:t>Naziv nefunkcionalnog zahtjeva:</w:t>
-      </w:r>
-      <w:r>
-        <w:t xml:space="preserve"> </w:t>
-      </w:r>
-      <w:sdt>
-        <w:sdtPr>
-          <w:id w:val="901368123"/>
-        </w:sdtPr>
-        <w:sdtEndPr/>
-        <w:sdtContent>
-          <w:r>
-            <w:t>Performanse</w:t>
-          </w:r>
-        </w:sdtContent>
-      </w:sdt>
-    </w:p>
-    <w:p>
-      <w:pPr>
-        <w:ind w:left="720"/>
-      </w:pPr>
-    </w:p>
-    <w:p>
-      <w:pPr>
-        <w:ind w:left="720"/>
-      </w:pPr>
-      <w:r>
-        <w:rPr>
-          <w:b/>
-        </w:rPr>
-        <w:t>Opis:</w:t>
-      </w:r>
-      <w:r>
-        <w:t xml:space="preserve"> Sistem mora biti u stanju da obradi više zahtijeva istovremeno</w:t>
-      </w:r>
-      <w:r>
-        <w:rPr>
-          <w:iCs/>
-        </w:rPr>
-        <w:t xml:space="preserve">. </w:t>
-      </w:r>
-      <w:r>
-        <w:rPr>
-          <w:iCs/>
-        </w:rPr>
-        <w:t>Vrijeme odziva sistema ne smije prelaziti 2 sekunde za standardne operacije. Sistem treba biti optimizovan za rad sa većim brojem korisnika.</w:t>
-      </w:r>
-    </w:p>
-    <w:p>
-      <w:pPr>
-        <w:ind w:left="720"/>
-      </w:pPr>
-    </w:p>
-    <w:p>
-      <w:pPr>
-        <w:pStyle w:val="ListParagraph"/>
-        <w:numPr>
-          <w:ilvl w:val="0"/>
-          <w:numId w:val="15"/>
-        </w:numPr>
-      </w:pPr>
-      <w:r>
-        <w:rPr>
-          <w:b/>
-        </w:rPr>
-        <w:t>Naziv nefunkcionalnog zahtjeva:</w:t>
-      </w:r>
-      <w:r>
-        <w:t xml:space="preserve"> </w:t>
-      </w:r>
-      <w:sdt>
-        <w:sdtPr>
-          <w:id w:val="664722846"/>
-        </w:sdtPr>
-        <w:sdtEndPr/>
-        <w:sdtContent>
-          <w:r>
-            <w:t>Sigurnost</w:t>
-          </w:r>
-        </w:sdtContent>
-      </w:sdt>
-    </w:p>
-    <w:p>
-      <w:pPr>
-        <w:ind w:left="720"/>
-      </w:pPr>
-    </w:p>
-    <w:p>
-      <w:pPr>
-        <w:ind w:left="720"/>
-      </w:pPr>
-      <w:r>
-        <w:rPr>
-          <w:b/>
-        </w:rPr>
-        <w:t>Opis:</w:t>
-      </w:r>
-      <w:r>
-        <w:t xml:space="preserve"> </w:t>
-      </w:r>
-      <w:r>
-        <w:rPr>
-          <w:iCs/>
-        </w:rPr>
-        <w:t>Sistem mora osigurati zaštitu ličnih i medicinskih podataka pacijenata. Pristup sistemu je moguć samo uz prijavu, a podaci o korisnicima moraju biti sigurno pohranjeni.</w:t>
-      </w:r>
-    </w:p>
-    <w:p>
-      <w:pPr>
-        <w:ind w:left="360"/>
-        <w:rPr>
-          <w:color w:val="808080" w:themeColor="background1" w:themeShade="80"/>
-        </w:rPr>
-      </w:pPr>
-    </w:p>
-    <w:p>
-      <w:pPr>
-        <w:pStyle w:val="ListParagraph"/>
-        <w:numPr>
-          <w:ilvl w:val="0"/>
-          <w:numId w:val="15"/>
-        </w:numPr>
-      </w:pPr>
-      <w:r>
-        <w:rPr>
-          <w:b/>
-        </w:rPr>
-        <w:t>Naziv nefunkcionalnog zahtjeva:</w:t>
-      </w:r>
-      <w:r>
-        <w:t xml:space="preserve"> </w:t>
-      </w:r>
-      <w:sdt>
-        <w:sdtPr>
-          <w:id w:val="722247025"/>
-        </w:sdtPr>
-        <w:sdtEndPr/>
-        <w:sdtContent>
-          <w:r>
-            <w:t>Upotrebljivost</w:t>
-          </w:r>
-        </w:sdtContent>
-      </w:sdt>
-    </w:p>
-    <w:p>
-      <w:pPr>
-        <w:ind w:left="720"/>
-      </w:pPr>
-    </w:p>
-    <w:p>
-      <w:pPr>
-        <w:ind w:left="720"/>
-      </w:pPr>
-      <w:r>
-        <w:rPr>
-          <w:b/>
-        </w:rPr>
-        <w:t xml:space="preserve">Opis: </w:t>
-      </w:r>
-      <w:r>
-        <w:t>Korisnički interfejs mora biti intuitivan i omogućiti korisniku da završi osnovne operacije u konačan broj koraka</w:t>
-      </w:r>
-      <w:r>
-        <w:t>.</w:t>
-      </w:r>
-    </w:p>
-    <w:p>
-      <w:pPr>
-        <w:pStyle w:val="ListParagraph"/>
-        <w:numPr>
-          <w:ilvl w:val="0"/>
-          <w:numId w:val="12"/>
-        </w:numPr>
-      </w:pPr>
-      <w:r>
-        <w:rPr>
-          <w:b/>
-          <w:bCs/>
-          <w:lang w:val="hr-BA"/>
-        </w:rPr>
-        <w:t xml:space="preserve">Naziv nefunkcionalnog zahtjeva: </w:t>
-      </w:r>
-      <w:r>
-        <w:rPr>
-          <w:lang w:val="hr-BA"/>
-        </w:rPr>
-        <w:t>Pouzdanost</w:t>
-      </w:r>
-    </w:p>
-    <w:p>
-      <w:pPr>
-        <w:rPr>
-          <w:b/>
-          <w:bCs/>
-          <w:lang w:val="hr-BA"/>
-        </w:rPr>
-      </w:pPr>
-    </w:p>
-    <w:p>
-      <w:pPr>
-        <w:rPr>
-          <w:lang w:val="hr-BA"/>
-        </w:rPr>
-      </w:pPr>
-      <w:r>
-        <w:rPr>
-          <w:b/>
-          <w:bCs/>
-          <w:lang w:val="hr-BA"/>
-        </w:rPr>
-        <w:t xml:space="preserve">           </w:t>
-      </w:r>
-      <w:r>
-        <w:rPr>
-          <w:b/>
-          <w:bCs/>
-          <w:lang w:val="hr-BA"/>
-        </w:rPr>
-        <w:t>Opis:</w:t>
-      </w:r>
-      <w:r>
-        <w:rPr>
-          <w:lang w:val="hr-BA"/>
-        </w:rPr>
-        <w:t xml:space="preserve"> </w:t>
-      </w:r>
-      <w:r>
-        <w:rPr>
-          <w:lang w:val="hr-BA"/>
-        </w:rPr>
-        <w:t xml:space="preserve">Sistem mora pouzdano čuvati sve podatke o terminima i korisnicima. </w:t>
-      </w:r>
-    </w:p>
-    <w:p/>
     <w:p>
       <w:pPr>
         <w:ind w:left="360"/>
@@ -8894,7 +8733,7 @@
 </file>
 
 <file path=word/endnotes.xml><?xml version="1.0" encoding="utf-8"?>
-<w:endnotes xmlns:wpc="http://schemas.microsoft.com/office/word/2010/wordprocessingCanvas" xmlns:cx="http://schemas.microsoft.com/office/drawing/2014/chartex" xmlns:cx1="http://schemas.microsoft.com/office/drawing/2015/9/8/chartex" xmlns:cx2="http://schemas.microsoft.com/office/drawing/2015/10/21/chartex" xmlns:cx3="http://schemas.microsoft.com/office/drawing/2016/5/9/chartex" xmlns:cx4="http://schemas.microsoft.com/office/drawing/2016/5/10/chartex" xmlns:cx5="http://schemas.microsoft.com/office/drawing/2016/5/11/chartex" xmlns:cx6="http://schemas.microsoft.com/office/drawing/2016/5/12/chartex" xmlns:cx7="http://schemas.microsoft.com/office/drawing/2016/5/13/chartex" xmlns:cx8="http://schemas.microsoft.com/office/drawing/2016/5/14/chartex" xmlns:mc="http://schemas.openxmlformats.org/markup-compatibility/2006" xmlns:aink="http://schemas.microsoft.com/office/drawing/2016/ink" xmlns:am3d="http://schemas.microsoft.com/office/drawing/2017/model3d" xmlns:o="urn:schemas-microsoft-com:office:office" xmlns:r="http://schemas.openxmlformats.org/officeDocument/2006/relationships" xmlns:m="http://schemas.openxmlformats.org/officeDocument/2006/math" xmlns:v="urn:schemas-microsoft-com:vml" xmlns:wp14="http://schemas.microsoft.com/office/word/2010/wordprocessingDrawing" xmlns:wp="http://schemas.openxmlformats.org/drawingml/2006/wordprocessingDrawing" xmlns:w10="urn:schemas-microsoft-com:office:word" xmlns:w="http://schemas.openxmlformats.org/wordprocessingml/2006/main" xmlns:w14="http://schemas.microsoft.com/office/word/2010/wordml" xmlns:w15="http://schemas.microsoft.com/office/word/2012/wordml" xmlns:w16cex="http://schemas.microsoft.com/office/word/2018/wordml/cex" xmlns:w16cid="http://schemas.microsoft.com/office/word/2016/wordml/cid" xmlns:w16="http://schemas.microsoft.com/office/word/2018/wordml" xmlns:w16sdtdh="http://schemas.microsoft.com/office/word/2020/wordml/sdtdatahash" xmlns:w16se="http://schemas.microsoft.com/office/word/2015/wordml/symex" xmlns:wpg="http://schemas.microsoft.com/office/word/2010/wordprocessingGroup" xmlns:wpi="http://schemas.microsoft.com/office/word/2010/wordprocessingInk" xmlns:wne="http://schemas.microsoft.com/office/word/2006/wordml" xmlns:wps="http://schemas.microsoft.com/office/word/2010/wordprocessingShape" mc:Ignorable="w14 w15 w16se w16cid w16 w16cex w16sdtdh wp14">
+<w:endnotes xmlns:wpc="http://schemas.microsoft.com/office/word/2010/wordprocessingCanvas" xmlns:cx="http://schemas.microsoft.com/office/drawing/2014/chartex" xmlns:cx1="http://schemas.microsoft.com/office/drawing/2015/9/8/chartex" xmlns:cx2="http://schemas.microsoft.com/office/drawing/2015/10/21/chartex" xmlns:cx3="http://schemas.microsoft.com/office/drawing/2016/5/9/chartex" xmlns:cx4="http://schemas.microsoft.com/office/drawing/2016/5/10/chartex" xmlns:cx5="http://schemas.microsoft.com/office/drawing/2016/5/11/chartex" xmlns:cx6="http://schemas.microsoft.com/office/drawing/2016/5/12/chartex" xmlns:cx7="http://schemas.microsoft.com/office/drawing/2016/5/13/chartex" xmlns:cx8="http://schemas.microsoft.com/office/drawing/2016/5/14/chartex" xmlns:mc="http://schemas.openxmlformats.org/markup-compatibility/2006" xmlns:aink="http://schemas.microsoft.com/office/drawing/2016/ink" xmlns:am3d="http://schemas.microsoft.com/office/drawing/2017/model3d" xmlns:o="urn:schemas-microsoft-com:office:office" xmlns:oel="http://schemas.microsoft.com/office/2019/extlst" xmlns:r="http://schemas.openxmlformats.org/officeDocument/2006/relationships" xmlns:m="http://schemas.openxmlformats.org/officeDocument/2006/math" xmlns:v="urn:schemas-microsoft-com:vml" xmlns:wp14="http://schemas.microsoft.com/office/word/2010/wordprocessingDrawing" xmlns:wp="http://schemas.openxmlformats.org/drawingml/2006/wordprocessingDrawing" xmlns:w10="urn:schemas-microsoft-com:office:word" xmlns:w="http://schemas.openxmlformats.org/wordprocessingml/2006/main" xmlns:w14="http://schemas.microsoft.com/office/word/2010/wordml" xmlns:w15="http://schemas.microsoft.com/office/word/2012/wordml" xmlns:w16cex="http://schemas.microsoft.com/office/word/2018/wordml/cex" xmlns:w16cid="http://schemas.microsoft.com/office/word/2016/wordml/cid" xmlns:w16="http://schemas.microsoft.com/office/word/2018/wordml" xmlns:w16du="http://schemas.microsoft.com/office/word/2023/wordml/word16du" xmlns:w16sdtdh="http://schemas.microsoft.com/office/word/2020/wordml/sdtdatahash" xmlns:w16sdtfl="http://schemas.microsoft.com/office/word/2024/wordml/sdtformatlock" xmlns:w16se="http://schemas.microsoft.com/office/word/2015/wordml/symex" xmlns:wpg="http://schemas.microsoft.com/office/word/2010/wordprocessingGroup" xmlns:wpi="http://schemas.microsoft.com/office/word/2010/wordprocessingInk" xmlns:wne="http://schemas.microsoft.com/office/word/2006/wordml" xmlns:wps="http://schemas.microsoft.com/office/word/2010/wordprocessingShape" mc:Ignorable="w14 w15 w16se w16cid w16 w16cex w16sdtdh w16sdtfl w16du wp14">
   <w:endnote w:type="separator" w:id="-1">
     <w:p>
       <w:r>
@@ -8913,7 +8752,7 @@
 </file>
 
 <file path=word/footnotes.xml><?xml version="1.0" encoding="utf-8"?>
-<w:footnotes xmlns:wpc="http://schemas.microsoft.com/office/word/2010/wordprocessingCanvas" xmlns:cx="http://schemas.microsoft.com/office/drawing/2014/chartex" xmlns:cx1="http://schemas.microsoft.com/office/drawing/2015/9/8/chartex" xmlns:cx2="http://schemas.microsoft.com/office/drawing/2015/10/21/chartex" xmlns:cx3="http://schemas.microsoft.com/office/drawing/2016/5/9/chartex" xmlns:cx4="http://schemas.microsoft.com/office/drawing/2016/5/10/chartex" xmlns:cx5="http://schemas.microsoft.com/office/drawing/2016/5/11/chartex" xmlns:cx6="http://schemas.microsoft.com/office/drawing/2016/5/12/chartex" xmlns:cx7="http://schemas.microsoft.com/office/drawing/2016/5/13/chartex" xmlns:cx8="http://schemas.microsoft.com/office/drawing/2016/5/14/chartex" xmlns:mc="http://schemas.openxmlformats.org/markup-compatibility/2006" xmlns:aink="http://schemas.microsoft.com/office/drawing/2016/ink" xmlns:am3d="http://schemas.microsoft.com/office/drawing/2017/model3d" xmlns:o="urn:schemas-microsoft-com:office:office" xmlns:r="http://schemas.openxmlformats.org/officeDocument/2006/relationships" xmlns:m="http://schemas.openxmlformats.org/officeDocument/2006/math" xmlns:v="urn:schemas-microsoft-com:vml" xmlns:wp14="http://schemas.microsoft.com/office/word/2010/wordprocessingDrawing" xmlns:wp="http://schemas.openxmlformats.org/drawingml/2006/wordprocessingDrawing" xmlns:w10="urn:schemas-microsoft-com:office:word" xmlns:w="http://schemas.openxmlformats.org/wordprocessingml/2006/main" xmlns:w14="http://schemas.microsoft.com/office/word/2010/wordml" xmlns:w15="http://schemas.microsoft.com/office/word/2012/wordml" xmlns:w16cex="http://schemas.microsoft.com/office/word/2018/wordml/cex" xmlns:w16cid="http://schemas.microsoft.com/office/word/2016/wordml/cid" xmlns:w16="http://schemas.microsoft.com/office/word/2018/wordml" xmlns:w16sdtdh="http://schemas.microsoft.com/office/word/2020/wordml/sdtdatahash" xmlns:w16se="http://schemas.microsoft.com/office/word/2015/wordml/symex" xmlns:wpg="http://schemas.microsoft.com/office/word/2010/wordprocessingGroup" xmlns:wpi="http://schemas.microsoft.com/office/word/2010/wordprocessingInk" xmlns:wne="http://schemas.microsoft.com/office/word/2006/wordml" xmlns:wps="http://schemas.microsoft.com/office/word/2010/wordprocessingShape" mc:Ignorable="w14 w15 w16se w16cid w16 w16cex w16sdtdh wp14">
+<w:footnotes xmlns:wpc="http://schemas.microsoft.com/office/word/2010/wordprocessingCanvas" xmlns:cx="http://schemas.microsoft.com/office/drawing/2014/chartex" xmlns:cx1="http://schemas.microsoft.com/office/drawing/2015/9/8/chartex" xmlns:cx2="http://schemas.microsoft.com/office/drawing/2015/10/21/chartex" xmlns:cx3="http://schemas.microsoft.com/office/drawing/2016/5/9/chartex" xmlns:cx4="http://schemas.microsoft.com/office/drawing/2016/5/10/chartex" xmlns:cx5="http://schemas.microsoft.com/office/drawing/2016/5/11/chartex" xmlns:cx6="http://schemas.microsoft.com/office/drawing/2016/5/12/chartex" xmlns:cx7="http://schemas.microsoft.com/office/drawing/2016/5/13/chartex" xmlns:cx8="http://schemas.microsoft.com/office/drawing/2016/5/14/chartex" xmlns:mc="http://schemas.openxmlformats.org/markup-compatibility/2006" xmlns:aink="http://schemas.microsoft.com/office/drawing/2016/ink" xmlns:am3d="http://schemas.microsoft.com/office/drawing/2017/model3d" xmlns:o="urn:schemas-microsoft-com:office:office" xmlns:oel="http://schemas.microsoft.com/office/2019/extlst" xmlns:r="http://schemas.openxmlformats.org/officeDocument/2006/relationships" xmlns:m="http://schemas.openxmlformats.org/officeDocument/2006/math" xmlns:v="urn:schemas-microsoft-com:vml" xmlns:wp14="http://schemas.microsoft.com/office/word/2010/wordprocessingDrawing" xmlns:wp="http://schemas.openxmlformats.org/drawingml/2006/wordprocessingDrawing" xmlns:w10="urn:schemas-microsoft-com:office:word" xmlns:w="http://schemas.openxmlformats.org/wordprocessingml/2006/main" xmlns:w14="http://schemas.microsoft.com/office/word/2010/wordml" xmlns:w15="http://schemas.microsoft.com/office/word/2012/wordml" xmlns:w16cex="http://schemas.microsoft.com/office/word/2018/wordml/cex" xmlns:w16cid="http://schemas.microsoft.com/office/word/2016/wordml/cid" xmlns:w16="http://schemas.microsoft.com/office/word/2018/wordml" xmlns:w16du="http://schemas.microsoft.com/office/word/2023/wordml/word16du" xmlns:w16sdtdh="http://schemas.microsoft.com/office/word/2020/wordml/sdtdatahash" xmlns:w16sdtfl="http://schemas.microsoft.com/office/word/2024/wordml/sdtformatlock" xmlns:w16se="http://schemas.microsoft.com/office/word/2015/wordml/symex" xmlns:wpg="http://schemas.microsoft.com/office/word/2010/wordprocessingGroup" xmlns:wpi="http://schemas.microsoft.com/office/word/2010/wordprocessingInk" xmlns:wne="http://schemas.microsoft.com/office/word/2006/wordml" xmlns:wps="http://schemas.microsoft.com/office/word/2010/wordprocessingShape" mc:Ignorable="w14 w15 w16se w16cid w16 w16cex w16sdtdh w16sdtfl w16du wp14">
   <w:footnote w:type="separator" w:id="-1">
     <w:p>
       <w:r>
@@ -8932,7 +8771,7 @@
 </file>
 
 <file path=word/header1.xml><?xml version="1.0" encoding="utf-8"?>
-<w:hdr xmlns:wpc="http://schemas.microsoft.com/office/word/2010/wordprocessingCanvas" xmlns:cx="http://schemas.microsoft.com/office/drawing/2014/chartex" xmlns:cx1="http://schemas.microsoft.com/office/drawing/2015/9/8/chartex" xmlns:cx2="http://schemas.microsoft.com/office/drawing/2015/10/21/chartex" xmlns:cx3="http://schemas.microsoft.com/office/drawing/2016/5/9/chartex" xmlns:cx4="http://schemas.microsoft.com/office/drawing/2016/5/10/chartex" xmlns:cx5="http://schemas.microsoft.com/office/drawing/2016/5/11/chartex" xmlns:cx6="http://schemas.microsoft.com/office/drawing/2016/5/12/chartex" xmlns:cx7="http://schemas.microsoft.com/office/drawing/2016/5/13/chartex" xmlns:cx8="http://schemas.microsoft.com/office/drawing/2016/5/14/chartex" xmlns:mc="http://schemas.openxmlformats.org/markup-compatibility/2006" xmlns:aink="http://schemas.microsoft.com/office/drawing/2016/ink" xmlns:am3d="http://schemas.microsoft.com/office/drawing/2017/model3d" xmlns:o="urn:schemas-microsoft-com:office:office" xmlns:r="http://schemas.openxmlformats.org/officeDocument/2006/relationships" xmlns:m="http://schemas.openxmlformats.org/officeDocument/2006/math" xmlns:v="urn:schemas-microsoft-com:vml" xmlns:wp14="http://schemas.microsoft.com/office/word/2010/wordprocessingDrawing" xmlns:wp="http://schemas.openxmlformats.org/drawingml/2006/wordprocessingDrawing" xmlns:w10="urn:schemas-microsoft-com:office:word" xmlns:w="http://schemas.openxmlformats.org/wordprocessingml/2006/main" xmlns:w14="http://schemas.microsoft.com/office/word/2010/wordml" xmlns:w15="http://schemas.microsoft.com/office/word/2012/wordml" xmlns:w16cex="http://schemas.microsoft.com/office/word/2018/wordml/cex" xmlns:w16cid="http://schemas.microsoft.com/office/word/2016/wordml/cid" xmlns:w16="http://schemas.microsoft.com/office/word/2018/wordml" xmlns:w16sdtdh="http://schemas.microsoft.com/office/word/2020/wordml/sdtdatahash" xmlns:w16se="http://schemas.microsoft.com/office/word/2015/wordml/symex" xmlns:wpg="http://schemas.microsoft.com/office/word/2010/wordprocessingGroup" xmlns:wpi="http://schemas.microsoft.com/office/word/2010/wordprocessingInk" xmlns:wne="http://schemas.microsoft.com/office/word/2006/wordml" xmlns:wps="http://schemas.microsoft.com/office/word/2010/wordprocessingShape" mc:Ignorable="w14 w15 w16se w16cid w16 w16cex w16sdtdh wp14">
+<w:hdr xmlns:wpc="http://schemas.microsoft.com/office/word/2010/wordprocessingCanvas" xmlns:cx="http://schemas.microsoft.com/office/drawing/2014/chartex" xmlns:cx1="http://schemas.microsoft.com/office/drawing/2015/9/8/chartex" xmlns:cx2="http://schemas.microsoft.com/office/drawing/2015/10/21/chartex" xmlns:cx3="http://schemas.microsoft.com/office/drawing/2016/5/9/chartex" xmlns:cx4="http://schemas.microsoft.com/office/drawing/2016/5/10/chartex" xmlns:cx5="http://schemas.microsoft.com/office/drawing/2016/5/11/chartex" xmlns:cx6="http://schemas.microsoft.com/office/drawing/2016/5/12/chartex" xmlns:cx7="http://schemas.microsoft.com/office/drawing/2016/5/13/chartex" xmlns:cx8="http://schemas.microsoft.com/office/drawing/2016/5/14/chartex" xmlns:mc="http://schemas.openxmlformats.org/markup-compatibility/2006" xmlns:aink="http://schemas.microsoft.com/office/drawing/2016/ink" xmlns:am3d="http://schemas.microsoft.com/office/drawing/2017/model3d" xmlns:o="urn:schemas-microsoft-com:office:office" xmlns:oel="http://schemas.microsoft.com/office/2019/extlst" xmlns:r="http://schemas.openxmlformats.org/officeDocument/2006/relationships" xmlns:m="http://schemas.openxmlformats.org/officeDocument/2006/math" xmlns:v="urn:schemas-microsoft-com:vml" xmlns:wp14="http://schemas.microsoft.com/office/word/2010/wordprocessingDrawing" xmlns:wp="http://schemas.openxmlformats.org/drawingml/2006/wordprocessingDrawing" xmlns:w10="urn:schemas-microsoft-com:office:word" xmlns:w="http://schemas.openxmlformats.org/wordprocessingml/2006/main" xmlns:w14="http://schemas.microsoft.com/office/word/2010/wordml" xmlns:w15="http://schemas.microsoft.com/office/word/2012/wordml" xmlns:w16cex="http://schemas.microsoft.com/office/word/2018/wordml/cex" xmlns:w16cid="http://schemas.microsoft.com/office/word/2016/wordml/cid" xmlns:w16="http://schemas.microsoft.com/office/word/2018/wordml" xmlns:w16du="http://schemas.microsoft.com/office/word/2023/wordml/word16du" xmlns:w16sdtdh="http://schemas.microsoft.com/office/word/2020/wordml/sdtdatahash" xmlns:w16sdtfl="http://schemas.microsoft.com/office/word/2024/wordml/sdtformatlock" xmlns:w16se="http://schemas.microsoft.com/office/word/2015/wordml/symex" xmlns:wpg="http://schemas.microsoft.com/office/word/2010/wordprocessingGroup" xmlns:wpi="http://schemas.microsoft.com/office/word/2010/wordprocessingInk" xmlns:wne="http://schemas.microsoft.com/office/word/2006/wordml" xmlns:wps="http://schemas.microsoft.com/office/word/2010/wordprocessingShape" mc:Ignorable="w14 w15 w16se w16cid w16 w16cex w16sdtdh w16sdtfl w16du wp14">
   <w:p>
     <w:pPr>
       <w:tabs>
@@ -9126,7 +8965,7 @@
 </file>
 
 <file path=word/numbering.xml><?xml version="1.0" encoding="utf-8"?>
-<w:numbering xmlns:wpc="http://schemas.microsoft.com/office/word/2010/wordprocessingCanvas" xmlns:cx="http://schemas.microsoft.com/office/drawing/2014/chartex" xmlns:cx1="http://schemas.microsoft.com/office/drawing/2015/9/8/chartex" xmlns:cx2="http://schemas.microsoft.com/office/drawing/2015/10/21/chartex" xmlns:cx3="http://schemas.microsoft.com/office/drawing/2016/5/9/chartex" xmlns:cx4="http://schemas.microsoft.com/office/drawing/2016/5/10/chartex" xmlns:cx5="http://schemas.microsoft.com/office/drawing/2016/5/11/chartex" xmlns:cx6="http://schemas.microsoft.com/office/drawing/2016/5/12/chartex" xmlns:cx7="http://schemas.microsoft.com/office/drawing/2016/5/13/chartex" xmlns:cx8="http://schemas.microsoft.com/office/drawing/2016/5/14/chartex" xmlns:mc="http://schemas.openxmlformats.org/markup-compatibility/2006" xmlns:aink="http://schemas.microsoft.com/office/drawing/2016/ink" xmlns:am3d="http://schemas.microsoft.com/office/drawing/2017/model3d" xmlns:o="urn:schemas-microsoft-com:office:office" xmlns:r="http://schemas.openxmlformats.org/officeDocument/2006/relationships" xmlns:m="http://schemas.openxmlformats.org/officeDocument/2006/math" xmlns:v="urn:schemas-microsoft-com:vml" xmlns:wp14="http://schemas.microsoft.com/office/word/2010/wordprocessingDrawing" xmlns:wp="http://schemas.openxmlformats.org/drawingml/2006/wordprocessingDrawing" xmlns:w10="urn:schemas-microsoft-com:office:word" xmlns:w="http://schemas.openxmlformats.org/wordprocessingml/2006/main" xmlns:w14="http://schemas.microsoft.com/office/word/2010/wordml" xmlns:w15="http://schemas.microsoft.com/office/word/2012/wordml" xmlns:w16cex="http://schemas.microsoft.com/office/word/2018/wordml/cex" xmlns:w16cid="http://schemas.microsoft.com/office/word/2016/wordml/cid" xmlns:w16="http://schemas.microsoft.com/office/word/2018/wordml" xmlns:w16sdtdh="http://schemas.microsoft.com/office/word/2020/wordml/sdtdatahash" xmlns:w16se="http://schemas.microsoft.com/office/word/2015/wordml/symex" xmlns:wpg="http://schemas.microsoft.com/office/word/2010/wordprocessingGroup" xmlns:wpi="http://schemas.microsoft.com/office/word/2010/wordprocessingInk" xmlns:wne="http://schemas.microsoft.com/office/word/2006/wordml" xmlns:wps="http://schemas.microsoft.com/office/word/2010/wordprocessingShape" mc:Ignorable="w14 w15 w16se w16cid w16 w16cex w16sdtdh wp14">
+<w:numbering xmlns:wpc="http://schemas.microsoft.com/office/word/2010/wordprocessingCanvas" xmlns:cx="http://schemas.microsoft.com/office/drawing/2014/chartex" xmlns:cx1="http://schemas.microsoft.com/office/drawing/2015/9/8/chartex" xmlns:cx2="http://schemas.microsoft.com/office/drawing/2015/10/21/chartex" xmlns:cx3="http://schemas.microsoft.com/office/drawing/2016/5/9/chartex" xmlns:cx4="http://schemas.microsoft.com/office/drawing/2016/5/10/chartex" xmlns:cx5="http://schemas.microsoft.com/office/drawing/2016/5/11/chartex" xmlns:cx6="http://schemas.microsoft.com/office/drawing/2016/5/12/chartex" xmlns:cx7="http://schemas.microsoft.com/office/drawing/2016/5/13/chartex" xmlns:cx8="http://schemas.microsoft.com/office/drawing/2016/5/14/chartex" xmlns:mc="http://schemas.openxmlformats.org/markup-compatibility/2006" xmlns:aink="http://schemas.microsoft.com/office/drawing/2016/ink" xmlns:am3d="http://schemas.microsoft.com/office/drawing/2017/model3d" xmlns:o="urn:schemas-microsoft-com:office:office" xmlns:oel="http://schemas.microsoft.com/office/2019/extlst" xmlns:r="http://schemas.openxmlformats.org/officeDocument/2006/relationships" xmlns:m="http://schemas.openxmlformats.org/officeDocument/2006/math" xmlns:v="urn:schemas-microsoft-com:vml" xmlns:wp14="http://schemas.microsoft.com/office/word/2010/wordprocessingDrawing" xmlns:wp="http://schemas.openxmlformats.org/drawingml/2006/wordprocessingDrawing" xmlns:w10="urn:schemas-microsoft-com:office:word" xmlns:w="http://schemas.openxmlformats.org/wordprocessingml/2006/main" xmlns:w14="http://schemas.microsoft.com/office/word/2010/wordml" xmlns:w15="http://schemas.microsoft.com/office/word/2012/wordml" xmlns:w16cex="http://schemas.microsoft.com/office/word/2018/wordml/cex" xmlns:w16cid="http://schemas.microsoft.com/office/word/2016/wordml/cid" xmlns:w16="http://schemas.microsoft.com/office/word/2018/wordml" xmlns:w16du="http://schemas.microsoft.com/office/word/2023/wordml/word16du" xmlns:w16sdtdh="http://schemas.microsoft.com/office/word/2020/wordml/sdtdatahash" xmlns:w16sdtfl="http://schemas.microsoft.com/office/word/2024/wordml/sdtformatlock" xmlns:w16se="http://schemas.microsoft.com/office/word/2015/wordml/symex" xmlns:wpg="http://schemas.microsoft.com/office/word/2010/wordprocessingGroup" xmlns:wpi="http://schemas.microsoft.com/office/word/2010/wordprocessingInk" xmlns:wne="http://schemas.microsoft.com/office/word/2006/wordml" xmlns:wps="http://schemas.microsoft.com/office/word/2010/wordprocessingShape" mc:Ignorable="w14 w15 w16se w16cid w16 w16cex w16sdtdh w16sdtfl w16du wp14">
   <w:abstractNum w:abstractNumId="0" w15:restartNumberingAfterBreak="0">
     <w:nsid w:val="0CBE0246"/>
     <w:multiLevelType w:val="hybridMultilevel"/>
@@ -9487,7 +9326,7 @@
     <w:lvl w:ilvl="0" w:tplc="2758AFF0">
       <w:start w:val="1"/>
       <w:numFmt w:val="decimal"/>
-      <w:pStyle w:val="Heading2"/>
+      <w:pStyle w:val="Naslov2"/>
       <w:lvlText w:val="%1."/>
       <w:lvlJc w:val="left"/>
       <w:pPr>
@@ -10469,56 +10308,56 @@
       </w:pPr>
     </w:lvl>
   </w:abstractNum>
-  <w:num w:numId="1">
+  <w:num w:numId="1" w16cid:durableId="1604848735">
     <w:abstractNumId w:val="4"/>
   </w:num>
-  <w:num w:numId="2">
+  <w:num w:numId="2" w16cid:durableId="169416253">
     <w:abstractNumId w:val="11"/>
   </w:num>
-  <w:num w:numId="3">
+  <w:num w:numId="3" w16cid:durableId="138155535">
     <w:abstractNumId w:val="10"/>
   </w:num>
-  <w:num w:numId="4">
+  <w:num w:numId="4" w16cid:durableId="1182546028">
     <w:abstractNumId w:val="8"/>
   </w:num>
-  <w:num w:numId="5">
+  <w:num w:numId="5" w16cid:durableId="2102988304">
     <w:abstractNumId w:val="12"/>
   </w:num>
-  <w:num w:numId="6">
+  <w:num w:numId="6" w16cid:durableId="1500584491">
     <w:abstractNumId w:val="5"/>
   </w:num>
-  <w:num w:numId="7">
+  <w:num w:numId="7" w16cid:durableId="2031642552">
     <w:abstractNumId w:val="3"/>
   </w:num>
-  <w:num w:numId="8">
+  <w:num w:numId="8" w16cid:durableId="1861313734">
     <w:abstractNumId w:val="2"/>
   </w:num>
-  <w:num w:numId="9">
+  <w:num w:numId="9" w16cid:durableId="1844977558">
     <w:abstractNumId w:val="13"/>
   </w:num>
-  <w:num w:numId="10">
+  <w:num w:numId="10" w16cid:durableId="1566795611">
     <w:abstractNumId w:val="7"/>
   </w:num>
-  <w:num w:numId="11">
+  <w:num w:numId="11" w16cid:durableId="1539589560">
     <w:abstractNumId w:val="9"/>
   </w:num>
-  <w:num w:numId="12">
+  <w:num w:numId="12" w16cid:durableId="932905968">
     <w:abstractNumId w:val="6"/>
   </w:num>
-  <w:num w:numId="13">
+  <w:num w:numId="13" w16cid:durableId="1905143808">
     <w:abstractNumId w:val="0"/>
   </w:num>
-  <w:num w:numId="14">
+  <w:num w:numId="14" w16cid:durableId="236328462">
     <w:abstractNumId w:val="1"/>
   </w:num>
-  <w:num w:numId="15">
+  <w:num w:numId="15" w16cid:durableId="243758921">
     <w:abstractNumId w:val="14"/>
   </w:num>
 </w:numbering>
 </file>
 
 <file path=word/styles.xml><?xml version="1.0" encoding="utf-8"?>
-<w:styles xmlns:mc="http://schemas.openxmlformats.org/markup-compatibility/2006" xmlns:r="http://schemas.openxmlformats.org/officeDocument/2006/relationships" xmlns:w="http://schemas.openxmlformats.org/wordprocessingml/2006/main" xmlns:w14="http://schemas.microsoft.com/office/word/2010/wordml" xmlns:w15="http://schemas.microsoft.com/office/word/2012/wordml" xmlns:w16cex="http://schemas.microsoft.com/office/word/2018/wordml/cex" xmlns:w16cid="http://schemas.microsoft.com/office/word/2016/wordml/cid" xmlns:w16="http://schemas.microsoft.com/office/word/2018/wordml" xmlns:w16sdtdh="http://schemas.microsoft.com/office/word/2020/wordml/sdtdatahash" xmlns:w16se="http://schemas.microsoft.com/office/word/2015/wordml/symex" mc:Ignorable="w14 w15 w16se w16cid w16 w16cex w16sdtdh">
+<w:styles xmlns:mc="http://schemas.openxmlformats.org/markup-compatibility/2006" xmlns:r="http://schemas.openxmlformats.org/officeDocument/2006/relationships" xmlns:w="http://schemas.openxmlformats.org/wordprocessingml/2006/main" xmlns:w14="http://schemas.microsoft.com/office/word/2010/wordml" xmlns:w15="http://schemas.microsoft.com/office/word/2012/wordml" xmlns:w16cex="http://schemas.microsoft.com/office/word/2018/wordml/cex" xmlns:w16cid="http://schemas.microsoft.com/office/word/2016/wordml/cid" xmlns:w16="http://schemas.microsoft.com/office/word/2018/wordml" xmlns:w16du="http://schemas.microsoft.com/office/word/2023/wordml/word16du" xmlns:w16sdtdh="http://schemas.microsoft.com/office/word/2020/wordml/sdtdatahash" xmlns:w16sdtfl="http://schemas.microsoft.com/office/word/2024/wordml/sdtformatlock" xmlns:w16se="http://schemas.microsoft.com/office/word/2015/wordml/symex" mc:Ignorable="w14 w15 w16se w16cid w16 w16cex w16sdtdh w16sdtfl w16du">
   <w:docDefaults>
     <w:rPrDefault>
       <w:rPr>
@@ -10926,11 +10765,11 @@
       <w:lang w:val="bs-Latn-BA"/>
     </w:rPr>
   </w:style>
-  <w:style w:type="paragraph" w:styleId="Heading1">
+  <w:style w:type="paragraph" w:styleId="Naslov1">
     <w:name w:val="heading 1"/>
     <w:basedOn w:val="Normal"/>
     <w:next w:val="Normal"/>
-    <w:link w:val="Heading1Char"/>
+    <w:link w:val="Naslov1Char"/>
     <w:uiPriority w:val="9"/>
     <w:qFormat/>
     <w:rsid w:val="003937C7"/>
@@ -10947,11 +10786,11 @@
       <w:szCs w:val="32"/>
     </w:rPr>
   </w:style>
-  <w:style w:type="paragraph" w:styleId="Heading2">
+  <w:style w:type="paragraph" w:styleId="Naslov2">
     <w:name w:val="heading 2"/>
     <w:basedOn w:val="Normal"/>
     <w:next w:val="Normal"/>
-    <w:link w:val="Heading2Char"/>
+    <w:link w:val="Naslov2Char"/>
     <w:uiPriority w:val="9"/>
     <w:unhideWhenUsed/>
     <w:qFormat/>
@@ -10972,11 +10811,11 @@
       <w:szCs w:val="26"/>
     </w:rPr>
   </w:style>
-  <w:style w:type="paragraph" w:styleId="Heading3">
+  <w:style w:type="paragraph" w:styleId="Naslov3">
     <w:name w:val="heading 3"/>
     <w:basedOn w:val="Normal"/>
     <w:next w:val="Normal"/>
-    <w:link w:val="Heading3Char"/>
+    <w:link w:val="Naslov3Char"/>
     <w:uiPriority w:val="9"/>
     <w:semiHidden/>
     <w:unhideWhenUsed/>
@@ -10994,13 +10833,13 @@
       <w:szCs w:val="24"/>
     </w:rPr>
   </w:style>
-  <w:style w:type="character" w:default="1" w:styleId="DefaultParagraphFont">
+  <w:style w:type="character" w:default="1" w:styleId="Zadanifontodlomka">
     <w:name w:val="Default Paragraph Font"/>
     <w:uiPriority w:val="1"/>
     <w:semiHidden/>
     <w:unhideWhenUsed/>
   </w:style>
-  <w:style w:type="table" w:default="1" w:styleId="TableNormal">
+  <w:style w:type="table" w:default="1" w:styleId="Obinatablica">
     <w:name w:val="Normal Table"/>
     <w:uiPriority w:val="99"/>
     <w:semiHidden/>
@@ -11015,16 +10854,16 @@
       </w:tblCellMar>
     </w:tblPr>
   </w:style>
-  <w:style w:type="numbering" w:default="1" w:styleId="NoList">
+  <w:style w:type="numbering" w:default="1" w:styleId="Bezpopisa">
     <w:name w:val="No List"/>
     <w:uiPriority w:val="99"/>
     <w:semiHidden/>
     <w:unhideWhenUsed/>
   </w:style>
-  <w:style w:type="paragraph" w:styleId="Header">
+  <w:style w:type="paragraph" w:styleId="Zaglavlje">
     <w:name w:val="header"/>
     <w:basedOn w:val="Normal"/>
-    <w:link w:val="HeaderChar"/>
+    <w:link w:val="ZaglavljeChar"/>
     <w:uiPriority w:val="99"/>
     <w:unhideWhenUsed/>
     <w:rsid w:val="003937C7"/>
@@ -11035,10 +10874,10 @@
       </w:tabs>
     </w:pPr>
   </w:style>
-  <w:style w:type="character" w:customStyle="1" w:styleId="HeaderChar">
-    <w:name w:val="Header Char"/>
-    <w:basedOn w:val="DefaultParagraphFont"/>
-    <w:link w:val="Header"/>
+  <w:style w:type="character" w:customStyle="1" w:styleId="ZaglavljeChar">
+    <w:name w:val="Zaglavlje Char"/>
+    <w:basedOn w:val="Zadanifontodlomka"/>
+    <w:link w:val="Zaglavlje"/>
     <w:uiPriority w:val="99"/>
     <w:rsid w:val="003937C7"/>
     <w:rPr>
@@ -11046,10 +10885,10 @@
       <w:lang w:val="bs-Latn-BA"/>
     </w:rPr>
   </w:style>
-  <w:style w:type="paragraph" w:styleId="Footer">
+  <w:style w:type="paragraph" w:styleId="Podnoje">
     <w:name w:val="footer"/>
     <w:basedOn w:val="Normal"/>
-    <w:link w:val="FooterChar"/>
+    <w:link w:val="PodnojeChar"/>
     <w:uiPriority w:val="99"/>
     <w:unhideWhenUsed/>
     <w:rsid w:val="003937C7"/>
@@ -11060,10 +10899,10 @@
       </w:tabs>
     </w:pPr>
   </w:style>
-  <w:style w:type="character" w:customStyle="1" w:styleId="FooterChar">
-    <w:name w:val="Footer Char"/>
-    <w:basedOn w:val="DefaultParagraphFont"/>
-    <w:link w:val="Footer"/>
+  <w:style w:type="character" w:customStyle="1" w:styleId="PodnojeChar">
+    <w:name w:val="Podnožje Char"/>
+    <w:basedOn w:val="Zadanifontodlomka"/>
+    <w:link w:val="Podnoje"/>
     <w:uiPriority w:val="99"/>
     <w:rsid w:val="003937C7"/>
     <w:rPr>
@@ -11071,10 +10910,10 @@
       <w:lang w:val="bs-Latn-BA"/>
     </w:rPr>
   </w:style>
-  <w:style w:type="character" w:customStyle="1" w:styleId="Heading1Char">
-    <w:name w:val="Heading 1 Char"/>
-    <w:basedOn w:val="DefaultParagraphFont"/>
-    <w:link w:val="Heading1"/>
+  <w:style w:type="character" w:customStyle="1" w:styleId="Naslov1Char">
+    <w:name w:val="Naslov 1 Char"/>
+    <w:basedOn w:val="Zadanifontodlomka"/>
+    <w:link w:val="Naslov1"/>
     <w:uiPriority w:val="9"/>
     <w:rsid w:val="003937C7"/>
     <w:rPr>
@@ -11086,10 +10925,10 @@
       <w:lang w:val="bs-Latn-BA"/>
     </w:rPr>
   </w:style>
-  <w:style w:type="character" w:customStyle="1" w:styleId="Heading2Char">
-    <w:name w:val="Heading 2 Char"/>
-    <w:basedOn w:val="DefaultParagraphFont"/>
-    <w:link w:val="Heading2"/>
+  <w:style w:type="character" w:customStyle="1" w:styleId="Naslov2Char">
+    <w:name w:val="Naslov 2 Char"/>
+    <w:basedOn w:val="Zadanifontodlomka"/>
+    <w:link w:val="Naslov2"/>
     <w:uiPriority w:val="9"/>
     <w:rsid w:val="003937C7"/>
     <w:rPr>
@@ -11102,9 +10941,9 @@
       <w:lang w:val="bs-Latn-BA"/>
     </w:rPr>
   </w:style>
-  <w:style w:type="character" w:styleId="PlaceholderText">
+  <w:style w:type="character" w:styleId="Tekstrezerviranogmjesta">
     <w:name w:val="Placeholder Text"/>
-    <w:basedOn w:val="DefaultParagraphFont"/>
+    <w:basedOn w:val="Zadanifontodlomka"/>
     <w:uiPriority w:val="99"/>
     <w:semiHidden/>
     <w:rsid w:val="003937C7"/>
@@ -11112,7 +10951,7 @@
       <w:color w:val="808080"/>
     </w:rPr>
   </w:style>
-  <w:style w:type="paragraph" w:styleId="ListParagraph">
+  <w:style w:type="paragraph" w:styleId="Odlomakpopisa">
     <w:name w:val="List Paragraph"/>
     <w:basedOn w:val="Normal"/>
     <w:uiPriority w:val="34"/>
@@ -11123,9 +10962,9 @@
       <w:contextualSpacing/>
     </w:pPr>
   </w:style>
-  <w:style w:type="table" w:styleId="TableGrid">
+  <w:style w:type="table" w:styleId="Reetkatablice">
     <w:name w:val="Table Grid"/>
-    <w:basedOn w:val="TableNormal"/>
+    <w:basedOn w:val="Obinatablica"/>
     <w:uiPriority w:val="39"/>
     <w:rsid w:val="003937C7"/>
     <w:pPr>
@@ -11142,9 +10981,9 @@
       </w:tblBorders>
     </w:tblPr>
   </w:style>
-  <w:style w:type="character" w:styleId="CommentReference">
+  <w:style w:type="character" w:styleId="Referencakomentara">
     <w:name w:val="annotation reference"/>
-    <w:basedOn w:val="DefaultParagraphFont"/>
+    <w:basedOn w:val="Zadanifontodlomka"/>
     <w:uiPriority w:val="99"/>
     <w:semiHidden/>
     <w:unhideWhenUsed/>
@@ -11154,10 +10993,10 @@
       <w:szCs w:val="16"/>
     </w:rPr>
   </w:style>
-  <w:style w:type="paragraph" w:styleId="CommentText">
+  <w:style w:type="paragraph" w:styleId="Tekstkomentara">
     <w:name w:val="annotation text"/>
     <w:basedOn w:val="Normal"/>
-    <w:link w:val="CommentTextChar"/>
+    <w:link w:val="TekstkomentaraChar"/>
     <w:uiPriority w:val="99"/>
     <w:semiHidden/>
     <w:unhideWhenUsed/>
@@ -11167,10 +11006,10 @@
       <w:szCs w:val="20"/>
     </w:rPr>
   </w:style>
-  <w:style w:type="character" w:customStyle="1" w:styleId="CommentTextChar">
-    <w:name w:val="Comment Text Char"/>
-    <w:basedOn w:val="DefaultParagraphFont"/>
-    <w:link w:val="CommentText"/>
+  <w:style w:type="character" w:customStyle="1" w:styleId="TekstkomentaraChar">
+    <w:name w:val="Tekst komentara Char"/>
+    <w:basedOn w:val="Zadanifontodlomka"/>
+    <w:link w:val="Tekstkomentara"/>
     <w:uiPriority w:val="99"/>
     <w:semiHidden/>
     <w:rsid w:val="00D54B0C"/>
@@ -11182,11 +11021,11 @@
       <w:lang w:val="bs-Latn-BA"/>
     </w:rPr>
   </w:style>
-  <w:style w:type="paragraph" w:styleId="CommentSubject">
+  <w:style w:type="paragraph" w:styleId="Predmetkomentara">
     <w:name w:val="annotation subject"/>
-    <w:basedOn w:val="CommentText"/>
-    <w:next w:val="CommentText"/>
-    <w:link w:val="CommentSubjectChar"/>
+    <w:basedOn w:val="Tekstkomentara"/>
+    <w:next w:val="Tekstkomentara"/>
+    <w:link w:val="PredmetkomentaraChar"/>
     <w:uiPriority w:val="99"/>
     <w:semiHidden/>
     <w:unhideWhenUsed/>
@@ -11196,10 +11035,10 @@
       <w:bCs/>
     </w:rPr>
   </w:style>
-  <w:style w:type="character" w:customStyle="1" w:styleId="CommentSubjectChar">
-    <w:name w:val="Comment Subject Char"/>
-    <w:basedOn w:val="CommentTextChar"/>
-    <w:link w:val="CommentSubject"/>
+  <w:style w:type="character" w:customStyle="1" w:styleId="PredmetkomentaraChar">
+    <w:name w:val="Predmet komentara Char"/>
+    <w:basedOn w:val="TekstkomentaraChar"/>
+    <w:link w:val="Predmetkomentara"/>
     <w:uiPriority w:val="99"/>
     <w:semiHidden/>
     <w:rsid w:val="00D54B0C"/>
@@ -11213,10 +11052,10 @@
       <w:lang w:val="bs-Latn-BA"/>
     </w:rPr>
   </w:style>
-  <w:style w:type="paragraph" w:styleId="BalloonText">
+  <w:style w:type="paragraph" w:styleId="Tekstbalonia">
     <w:name w:val="Balloon Text"/>
     <w:basedOn w:val="Normal"/>
-    <w:link w:val="BalloonTextChar"/>
+    <w:link w:val="TekstbaloniaChar"/>
     <w:uiPriority w:val="99"/>
     <w:semiHidden/>
     <w:unhideWhenUsed/>
@@ -11227,10 +11066,10 @@
       <w:szCs w:val="18"/>
     </w:rPr>
   </w:style>
-  <w:style w:type="character" w:customStyle="1" w:styleId="BalloonTextChar">
-    <w:name w:val="Balloon Text Char"/>
-    <w:basedOn w:val="DefaultParagraphFont"/>
-    <w:link w:val="BalloonText"/>
+  <w:style w:type="character" w:customStyle="1" w:styleId="TekstbaloniaChar">
+    <w:name w:val="Tekst balončića Char"/>
+    <w:basedOn w:val="Zadanifontodlomka"/>
+    <w:link w:val="Tekstbalonia"/>
     <w:uiPriority w:val="99"/>
     <w:semiHidden/>
     <w:rsid w:val="00DE41B7"/>
@@ -11242,9 +11081,9 @@
       <w:lang w:val="bs-Latn-BA"/>
     </w:rPr>
   </w:style>
-  <w:style w:type="character" w:styleId="Hyperlink">
+  <w:style w:type="character" w:styleId="Hiperveza">
     <w:name w:val="Hyperlink"/>
-    <w:basedOn w:val="DefaultParagraphFont"/>
+    <w:basedOn w:val="Zadanifontodlomka"/>
     <w:uiPriority w:val="99"/>
     <w:unhideWhenUsed/>
     <w:rsid w:val="007C167C"/>
@@ -11253,9 +11092,9 @@
       <w:u w:val="single"/>
     </w:rPr>
   </w:style>
-  <w:style w:type="character" w:styleId="UnresolvedMention">
+  <w:style w:type="character" w:styleId="Nerijeenospominjanje">
     <w:name w:val="Unresolved Mention"/>
-    <w:basedOn w:val="DefaultParagraphFont"/>
+    <w:basedOn w:val="Zadanifontodlomka"/>
     <w:uiPriority w:val="99"/>
     <w:semiHidden/>
     <w:unhideWhenUsed/>
@@ -11265,7 +11104,7 @@
       <w:shd w:val="clear" w:color="auto" w:fill="E1DFDD"/>
     </w:rPr>
   </w:style>
-  <w:style w:type="paragraph" w:styleId="NoSpacing">
+  <w:style w:type="paragraph" w:styleId="Bezproreda">
     <w:name w:val="No Spacing"/>
     <w:uiPriority w:val="1"/>
     <w:qFormat/>
@@ -11281,10 +11120,10 @@
       <w:lang w:val="bs-Latn-BA"/>
     </w:rPr>
   </w:style>
-  <w:style w:type="character" w:customStyle="1" w:styleId="Heading3Char">
-    <w:name w:val="Heading 3 Char"/>
-    <w:basedOn w:val="DefaultParagraphFont"/>
-    <w:link w:val="Heading3"/>
+  <w:style w:type="character" w:customStyle="1" w:styleId="Naslov3Char">
+    <w:name w:val="Naslov 3 Char"/>
+    <w:basedOn w:val="Zadanifontodlomka"/>
+    <w:link w:val="Naslov3"/>
     <w:uiPriority w:val="9"/>
     <w:semiHidden/>
     <w:rsid w:val="00C36870"/>
@@ -11300,7 +11139,7 @@
 </file>
 
 <file path=word/glossary/document.xml><?xml version="1.0" encoding="utf-8"?>
-<w:glossaryDocument xmlns:wpc="http://schemas.microsoft.com/office/word/2010/wordprocessingCanvas" xmlns:cx="http://schemas.microsoft.com/office/drawing/2014/chartex" xmlns:cx1="http://schemas.microsoft.com/office/drawing/2015/9/8/chartex" xmlns:cx2="http://schemas.microsoft.com/office/drawing/2015/10/21/chartex" xmlns:cx3="http://schemas.microsoft.com/office/drawing/2016/5/9/chartex" xmlns:cx4="http://schemas.microsoft.com/office/drawing/2016/5/10/chartex" xmlns:cx5="http://schemas.microsoft.com/office/drawing/2016/5/11/chartex" xmlns:cx6="http://schemas.microsoft.com/office/drawing/2016/5/12/chartex" xmlns:cx7="http://schemas.microsoft.com/office/drawing/2016/5/13/chartex" xmlns:cx8="http://schemas.microsoft.com/office/drawing/2016/5/14/chartex" xmlns:mc="http://schemas.openxmlformats.org/markup-compatibility/2006" xmlns:aink="http://schemas.microsoft.com/office/drawing/2016/ink" xmlns:am3d="http://schemas.microsoft.com/office/drawing/2017/model3d" xmlns:o="urn:schemas-microsoft-com:office:office" xmlns:r="http://schemas.openxmlformats.org/officeDocument/2006/relationships" xmlns:m="http://schemas.openxmlformats.org/officeDocument/2006/math" xmlns:v="urn:schemas-microsoft-com:vml" xmlns:wp14="http://schemas.microsoft.com/office/word/2010/wordprocessingDrawing" xmlns:wp="http://schemas.openxmlformats.org/drawingml/2006/wordprocessingDrawing" xmlns:w10="urn:schemas-microsoft-com:office:word" xmlns:w="http://schemas.openxmlformats.org/wordprocessingml/2006/main" xmlns:w14="http://schemas.microsoft.com/office/word/2010/wordml" xmlns:w15="http://schemas.microsoft.com/office/word/2012/wordml" xmlns:w16cex="http://schemas.microsoft.com/office/word/2018/wordml/cex" xmlns:w16cid="http://schemas.microsoft.com/office/word/2016/wordml/cid" xmlns:w16="http://schemas.microsoft.com/office/word/2018/wordml" xmlns:w16sdtdh="http://schemas.microsoft.com/office/word/2020/wordml/sdtdatahash" xmlns:w16se="http://schemas.microsoft.com/office/word/2015/wordml/symex" xmlns:wpg="http://schemas.microsoft.com/office/word/2010/wordprocessingGroup" xmlns:wpi="http://schemas.microsoft.com/office/word/2010/wordprocessingInk" xmlns:wne="http://schemas.microsoft.com/office/word/2006/wordml" xmlns:wps="http://schemas.microsoft.com/office/word/2010/wordprocessingShape" mc:Ignorable="w14 w15 w16se w16cid w16 w16cex w16sdtdh wp14">
+<w:glossaryDocument xmlns:wpc="http://schemas.microsoft.com/office/word/2010/wordprocessingCanvas" xmlns:cx="http://schemas.microsoft.com/office/drawing/2014/chartex" xmlns:cx1="http://schemas.microsoft.com/office/drawing/2015/9/8/chartex" xmlns:cx2="http://schemas.microsoft.com/office/drawing/2015/10/21/chartex" xmlns:cx3="http://schemas.microsoft.com/office/drawing/2016/5/9/chartex" xmlns:cx4="http://schemas.microsoft.com/office/drawing/2016/5/10/chartex" xmlns:cx5="http://schemas.microsoft.com/office/drawing/2016/5/11/chartex" xmlns:cx6="http://schemas.microsoft.com/office/drawing/2016/5/12/chartex" xmlns:cx7="http://schemas.microsoft.com/office/drawing/2016/5/13/chartex" xmlns:cx8="http://schemas.microsoft.com/office/drawing/2016/5/14/chartex" xmlns:mc="http://schemas.openxmlformats.org/markup-compatibility/2006" xmlns:aink="http://schemas.microsoft.com/office/drawing/2016/ink" xmlns:am3d="http://schemas.microsoft.com/office/drawing/2017/model3d" xmlns:o="urn:schemas-microsoft-com:office:office" xmlns:oel="http://schemas.microsoft.com/office/2019/extlst" xmlns:r="http://schemas.openxmlformats.org/officeDocument/2006/relationships" xmlns:m="http://schemas.openxmlformats.org/officeDocument/2006/math" xmlns:v="urn:schemas-microsoft-com:vml" xmlns:wp14="http://schemas.microsoft.com/office/word/2010/wordprocessingDrawing" xmlns:wp="http://schemas.openxmlformats.org/drawingml/2006/wordprocessingDrawing" xmlns:w10="urn:schemas-microsoft-com:office:word" xmlns:w="http://schemas.openxmlformats.org/wordprocessingml/2006/main" xmlns:w14="http://schemas.microsoft.com/office/word/2010/wordml" xmlns:w15="http://schemas.microsoft.com/office/word/2012/wordml" xmlns:w16cex="http://schemas.microsoft.com/office/word/2018/wordml/cex" xmlns:w16cid="http://schemas.microsoft.com/office/word/2016/wordml/cid" xmlns:w16="http://schemas.microsoft.com/office/word/2018/wordml" xmlns:w16du="http://schemas.microsoft.com/office/word/2023/wordml/word16du" xmlns:w16sdtdh="http://schemas.microsoft.com/office/word/2020/wordml/sdtdatahash" xmlns:w16sdtfl="http://schemas.microsoft.com/office/word/2024/wordml/sdtformatlock" xmlns:w16se="http://schemas.microsoft.com/office/word/2015/wordml/symex" xmlns:wpg="http://schemas.microsoft.com/office/word/2010/wordprocessingGroup" xmlns:wpi="http://schemas.microsoft.com/office/word/2010/wordprocessingInk" xmlns:wne="http://schemas.microsoft.com/office/word/2006/wordml" xmlns:wps="http://schemas.microsoft.com/office/word/2010/wordprocessingShape" mc:Ignorable="w14 w15 w16se w16cid w16 w16cex w16sdtdh w16sdtfl w16du wp14">
   <w:docParts>
     <w:docPart>
       <w:docPartPr>
@@ -11321,7 +11160,7 @@
         <w:p>
           <w:r>
             <w:rPr>
-              <w:rStyle w:val="PlaceholderText"/>
+              <w:rStyle w:val="Tekstrezerviranogmjesta"/>
             </w:rPr>
             <w:t>Click or tap here to enter text.</w:t>
           </w:r>
@@ -11350,7 +11189,7 @@
           </w:pPr>
           <w:r>
             <w:rPr>
-              <w:rStyle w:val="PlaceholderText"/>
+              <w:rStyle w:val="Tekstrezerviranogmjesta"/>
             </w:rPr>
             <w:t>Click or tap here to enter text.</w:t>
           </w:r>
@@ -11379,7 +11218,7 @@
           </w:pPr>
           <w:r>
             <w:rPr>
-              <w:rStyle w:val="PlaceholderText"/>
+              <w:rStyle w:val="Tekstrezerviranogmjesta"/>
             </w:rPr>
             <w:t>Click or tap here to enter text.</w:t>
           </w:r>
@@ -11408,7 +11247,7 @@
           </w:pPr>
           <w:r>
             <w:rPr>
-              <w:rStyle w:val="PlaceholderText"/>
+              <w:rStyle w:val="Tekstrezerviranogmjesta"/>
             </w:rPr>
             <w:t>Click or tap here to enter text.</w:t>
           </w:r>
@@ -11437,7 +11276,7 @@
           </w:pPr>
           <w:r>
             <w:rPr>
-              <w:rStyle w:val="PlaceholderText"/>
+              <w:rStyle w:val="Tekstrezerviranogmjesta"/>
             </w:rPr>
             <w:t>Click or tap here to enter text.</w:t>
           </w:r>
@@ -11466,7 +11305,7 @@
           </w:pPr>
           <w:r>
             <w:rPr>
-              <w:rStyle w:val="PlaceholderText"/>
+              <w:rStyle w:val="Tekstrezerviranogmjesta"/>
             </w:rPr>
             <w:t>Click or tap here to enter text.</w:t>
           </w:r>
@@ -11495,7 +11334,7 @@
           </w:pPr>
           <w:r>
             <w:rPr>
-              <w:rStyle w:val="PlaceholderText"/>
+              <w:rStyle w:val="Tekstrezerviranogmjesta"/>
             </w:rPr>
             <w:t>Click or tap here to enter text.</w:t>
           </w:r>
@@ -11524,7 +11363,7 @@
           </w:pPr>
           <w:r>
             <w:rPr>
-              <w:rStyle w:val="PlaceholderText"/>
+              <w:rStyle w:val="Tekstrezerviranogmjesta"/>
             </w:rPr>
             <w:t>Click or tap here to enter text.</w:t>
           </w:r>
@@ -11553,7 +11392,7 @@
           </w:pPr>
           <w:r>
             <w:rPr>
-              <w:rStyle w:val="PlaceholderText"/>
+              <w:rStyle w:val="Tekstrezerviranogmjesta"/>
             </w:rPr>
             <w:t>Click or tap here to enter text.</w:t>
           </w:r>
@@ -11582,7 +11421,7 @@
           </w:pPr>
           <w:r>
             <w:rPr>
-              <w:rStyle w:val="PlaceholderText"/>
+              <w:rStyle w:val="Tekstrezerviranogmjesta"/>
             </w:rPr>
             <w:t>Click or tap here to enter text.</w:t>
           </w:r>
@@ -11608,7 +11447,7 @@
         <w:p>
           <w:r>
             <w:rPr>
-              <w:rStyle w:val="PlaceholderText"/>
+              <w:rStyle w:val="Tekstrezerviranogmjesta"/>
             </w:rPr>
             <w:t>Choose an item.</w:t>
           </w:r>
@@ -11637,7 +11476,7 @@
           </w:pPr>
           <w:r>
             <w:rPr>
-              <w:rStyle w:val="PlaceholderText"/>
+              <w:rStyle w:val="Tekstrezerviranogmjesta"/>
             </w:rPr>
             <w:t>Choose an item.</w:t>
           </w:r>
@@ -11666,7 +11505,7 @@
           </w:pPr>
           <w:r>
             <w:rPr>
-              <w:rStyle w:val="PlaceholderText"/>
+              <w:rStyle w:val="Tekstrezerviranogmjesta"/>
             </w:rPr>
             <w:t>Choose an item.</w:t>
           </w:r>
@@ -11695,7 +11534,7 @@
           </w:pPr>
           <w:r>
             <w:rPr>
-              <w:rStyle w:val="PlaceholderText"/>
+              <w:rStyle w:val="Tekstrezerviranogmjesta"/>
             </w:rPr>
             <w:t>Click or tap here to enter text.</w:t>
           </w:r>
@@ -11724,7 +11563,7 @@
           </w:pPr>
           <w:r>
             <w:rPr>
-              <w:rStyle w:val="PlaceholderText"/>
+              <w:rStyle w:val="Tekstrezerviranogmjesta"/>
             </w:rPr>
             <w:t>Choose an item.</w:t>
           </w:r>
@@ -11753,7 +11592,7 @@
           </w:pPr>
           <w:r>
             <w:rPr>
-              <w:rStyle w:val="PlaceholderText"/>
+              <w:rStyle w:val="Tekstrezerviranogmjesta"/>
             </w:rPr>
             <w:t>Click or tap here to enter text.</w:t>
           </w:r>
@@ -11782,7 +11621,7 @@
           </w:pPr>
           <w:r>
             <w:rPr>
-              <w:rStyle w:val="PlaceholderText"/>
+              <w:rStyle w:val="Tekstrezerviranogmjesta"/>
             </w:rPr>
             <w:t>Click or tap here to enter text.</w:t>
           </w:r>
@@ -11811,7 +11650,7 @@
           </w:pPr>
           <w:r>
             <w:rPr>
-              <w:rStyle w:val="PlaceholderText"/>
+              <w:rStyle w:val="Tekstrezerviranogmjesta"/>
             </w:rPr>
             <w:t>Choose an item.</w:t>
           </w:r>
@@ -11840,7 +11679,7 @@
           </w:pPr>
           <w:r>
             <w:rPr>
-              <w:rStyle w:val="PlaceholderText"/>
+              <w:rStyle w:val="Tekstrezerviranogmjesta"/>
             </w:rPr>
             <w:t>Click or tap here to enter text.</w:t>
           </w:r>
@@ -11869,7 +11708,7 @@
           </w:pPr>
           <w:r>
             <w:rPr>
-              <w:rStyle w:val="PlaceholderText"/>
+              <w:rStyle w:val="Tekstrezerviranogmjesta"/>
             </w:rPr>
             <w:t>Choose an item.</w:t>
           </w:r>
@@ -11898,7 +11737,7 @@
           </w:pPr>
           <w:r>
             <w:rPr>
-              <w:rStyle w:val="PlaceholderText"/>
+              <w:rStyle w:val="Tekstrezerviranogmjesta"/>
             </w:rPr>
             <w:t>Click or tap here to enter text.</w:t>
           </w:r>
@@ -11927,7 +11766,7 @@
           </w:pPr>
           <w:r>
             <w:rPr>
-              <w:rStyle w:val="PlaceholderText"/>
+              <w:rStyle w:val="Tekstrezerviranogmjesta"/>
             </w:rPr>
             <w:t>Click or tap here to enter text.</w:t>
           </w:r>
@@ -11956,7 +11795,7 @@
           </w:pPr>
           <w:r>
             <w:rPr>
-              <w:rStyle w:val="PlaceholderText"/>
+              <w:rStyle w:val="Tekstrezerviranogmjesta"/>
             </w:rPr>
             <w:t>Choose an item.</w:t>
           </w:r>
@@ -11985,7 +11824,7 @@
           </w:pPr>
           <w:r>
             <w:rPr>
-              <w:rStyle w:val="PlaceholderText"/>
+              <w:rStyle w:val="Tekstrezerviranogmjesta"/>
             </w:rPr>
             <w:t>Click or tap here to enter text.</w:t>
           </w:r>
@@ -12014,7 +11853,7 @@
           </w:pPr>
           <w:r>
             <w:rPr>
-              <w:rStyle w:val="PlaceholderText"/>
+              <w:rStyle w:val="Tekstrezerviranogmjesta"/>
             </w:rPr>
             <w:t>Choose an item.</w:t>
           </w:r>
@@ -12043,36 +11882,7 @@
           </w:pPr>
           <w:r>
             <w:rPr>
-              <w:rStyle w:val="PlaceholderText"/>
-            </w:rPr>
-            <w:t>Choose an item.</w:t>
-          </w:r>
-        </w:p>
-      </w:docPartBody>
-    </w:docPart>
-    <w:docPart>
-      <w:docPartPr>
-        <w:name w:val="A054E535EC474072BF473D098948B53F"/>
-        <w:category>
-          <w:name w:val="General"/>
-          <w:gallery w:val="placeholder"/>
-        </w:category>
-        <w:types>
-          <w:type w:val="bbPlcHdr"/>
-        </w:types>
-        <w:behaviors>
-          <w:behavior w:val="content"/>
-        </w:behaviors>
-        <w:guid w:val="{B99C11E3-8117-4305-9075-61D7C00E2DE4}"/>
-      </w:docPartPr>
-      <w:docPartBody>
-        <w:p>
-          <w:pPr>
-            <w:pStyle w:val="A054E535EC474072BF473D098948B53F"/>
-          </w:pPr>
-          <w:r>
-            <w:rPr>
-              <w:rStyle w:val="PlaceholderText"/>
+              <w:rStyle w:val="Tekstrezerviranogmjesta"/>
             </w:rPr>
             <w:t>Choose an item.</w:t>
           </w:r>
@@ -12101,7 +11911,7 @@
           </w:pPr>
           <w:r>
             <w:rPr>
-              <w:rStyle w:val="PlaceholderText"/>
+              <w:rStyle w:val="Tekstrezerviranogmjesta"/>
             </w:rPr>
             <w:t>Choose an item.</w:t>
           </w:r>
@@ -12130,7 +11940,7 @@
           </w:pPr>
           <w:r>
             <w:rPr>
-              <w:rStyle w:val="PlaceholderText"/>
+              <w:rStyle w:val="Tekstrezerviranogmjesta"/>
             </w:rPr>
             <w:t>Choose an item.</w:t>
           </w:r>
@@ -12159,7 +11969,7 @@
           </w:pPr>
           <w:r>
             <w:rPr>
-              <w:rStyle w:val="PlaceholderText"/>
+              <w:rStyle w:val="Tekstrezerviranogmjesta"/>
             </w:rPr>
             <w:t>Choose an item.</w:t>
           </w:r>
@@ -12188,7 +11998,7 @@
           </w:pPr>
           <w:r>
             <w:rPr>
-              <w:rStyle w:val="PlaceholderText"/>
+              <w:rStyle w:val="Tekstrezerviranogmjesta"/>
             </w:rPr>
             <w:t>Choose an item.</w:t>
           </w:r>
@@ -12217,7 +12027,7 @@
           </w:pPr>
           <w:r>
             <w:rPr>
-              <w:rStyle w:val="PlaceholderText"/>
+              <w:rStyle w:val="Tekstrezerviranogmjesta"/>
             </w:rPr>
             <w:t>Choose an item.</w:t>
           </w:r>
@@ -12246,7 +12056,7 @@
           </w:pPr>
           <w:r>
             <w:rPr>
-              <w:rStyle w:val="PlaceholderText"/>
+              <w:rStyle w:val="Tekstrezerviranogmjesta"/>
             </w:rPr>
             <w:t>Click or tap here to enter text.</w:t>
           </w:r>
@@ -12275,7 +12085,7 @@
           </w:pPr>
           <w:r>
             <w:rPr>
-              <w:rStyle w:val="PlaceholderText"/>
+              <w:rStyle w:val="Tekstrezerviranogmjesta"/>
             </w:rPr>
             <w:t>Choose an item.</w:t>
           </w:r>
@@ -12304,7 +12114,36 @@
           </w:pPr>
           <w:r>
             <w:rPr>
-              <w:rStyle w:val="PlaceholderText"/>
+              <w:rStyle w:val="Tekstrezerviranogmjesta"/>
+            </w:rPr>
+            <w:t>Click or tap here to enter text.</w:t>
+          </w:r>
+        </w:p>
+      </w:docPartBody>
+    </w:docPart>
+    <w:docPart>
+      <w:docPartPr>
+        <w:name w:val="3BFC516B58DC482B9481D91B8B07A338"/>
+        <w:category>
+          <w:name w:val="Općenito"/>
+          <w:gallery w:val="placeholder"/>
+        </w:category>
+        <w:types>
+          <w:type w:val="bbPlcHdr"/>
+        </w:types>
+        <w:behaviors>
+          <w:behavior w:val="content"/>
+        </w:behaviors>
+        <w:guid w:val="{AA41C54E-0F5D-4A48-97C5-3AE64442BAFB}"/>
+      </w:docPartPr>
+      <w:docPartBody>
+        <w:p>
+          <w:pPr>
+            <w:pStyle w:val="3BFC516B58DC482B9481D91B8B07A338"/>
+          </w:pPr>
+          <w:r>
+            <w:rPr>
+              <w:rStyle w:val="Tekstrezerviranogmjesta"/>
             </w:rPr>
             <w:t>Click or tap here to enter text.</w:t>
           </w:r>
@@ -12316,7 +12155,7 @@
 </file>
 
 <file path=word/glossary/fontTable.xml><?xml version="1.0" encoding="utf-8"?>
-<w:fonts xmlns:mc="http://schemas.openxmlformats.org/markup-compatibility/2006" xmlns:r="http://schemas.openxmlformats.org/officeDocument/2006/relationships" xmlns:w="http://schemas.openxmlformats.org/wordprocessingml/2006/main" xmlns:w14="http://schemas.microsoft.com/office/word/2010/wordml" xmlns:w15="http://schemas.microsoft.com/office/word/2012/wordml" xmlns:w16cex="http://schemas.microsoft.com/office/word/2018/wordml/cex" xmlns:w16cid="http://schemas.microsoft.com/office/word/2016/wordml/cid" xmlns:w16="http://schemas.microsoft.com/office/word/2018/wordml" xmlns:w16sdtdh="http://schemas.microsoft.com/office/word/2020/wordml/sdtdatahash" xmlns:w16se="http://schemas.microsoft.com/office/word/2015/wordml/symex" mc:Ignorable="w14 w15 w16se w16cid w16 w16cex w16sdtdh">
+<w:fonts xmlns:mc="http://schemas.openxmlformats.org/markup-compatibility/2006" xmlns:r="http://schemas.openxmlformats.org/officeDocument/2006/relationships" xmlns:w="http://schemas.openxmlformats.org/wordprocessingml/2006/main" xmlns:w14="http://schemas.microsoft.com/office/word/2010/wordml" xmlns:w15="http://schemas.microsoft.com/office/word/2012/wordml" xmlns:w16cex="http://schemas.microsoft.com/office/word/2018/wordml/cex" xmlns:w16cid="http://schemas.microsoft.com/office/word/2016/wordml/cid" xmlns:w16="http://schemas.microsoft.com/office/word/2018/wordml" xmlns:w16du="http://schemas.microsoft.com/office/word/2023/wordml/word16du" xmlns:w16sdtdh="http://schemas.microsoft.com/office/word/2020/wordml/sdtdatahash" xmlns:w16sdtfl="http://schemas.microsoft.com/office/word/2024/wordml/sdtformatlock" xmlns:w16se="http://schemas.microsoft.com/office/word/2015/wordml/symex" mc:Ignorable="w14 w15 w16se w16cid w16 w16cex w16sdtdh w16sdtfl w16du">
   <w:font w:name="Times New Roman">
     <w:panose1 w:val="02020603050405020304"/>
     <w:charset w:val="00"/>
@@ -12340,7 +12179,7 @@
   </w:font>
   <w:font w:name="Courier New">
     <w:panose1 w:val="02070309020205020404"/>
-    <w:charset w:val="00"/>
+    <w:charset w:val="EE"/>
     <w:family w:val="modern"/>
     <w:pitch w:val="fixed"/>
     <w:sig w:usb0="E0002EFF" w:usb1="C0007843" w:usb2="00000009" w:usb3="00000000" w:csb0="000001FF" w:csb1="00000000"/>
@@ -12366,11 +12205,23 @@
     <w:pitch w:val="variable"/>
     <w:sig w:usb0="E4002EFF" w:usb1="C000E47F" w:usb2="00000009" w:usb3="00000000" w:csb0="000001FF" w:csb1="00000000"/>
   </w:font>
+  <w:font w:name="Aptos">
+    <w:charset w:val="00"/>
+    <w:family w:val="swiss"/>
+    <w:pitch w:val="variable"/>
+    <w:sig w:usb0="20000287" w:usb1="00000003" w:usb2="00000000" w:usb3="00000000" w:csb0="0000019F" w:csb1="00000000"/>
+  </w:font>
+  <w:font w:name="Aptos Display">
+    <w:charset w:val="00"/>
+    <w:family w:val="swiss"/>
+    <w:pitch w:val="variable"/>
+    <w:sig w:usb0="20000287" w:usb1="00000003" w:usb2="00000000" w:usb3="00000000" w:csb0="0000019F" w:csb1="00000000"/>
+  </w:font>
 </w:fonts>
 </file>
 
 <file path=word/glossary/settings.xml><?xml version="1.0" encoding="utf-8"?>
-<w:settings xmlns:mc="http://schemas.openxmlformats.org/markup-compatibility/2006" xmlns:o="urn:schemas-microsoft-com:office:office" xmlns:r="http://schemas.openxmlformats.org/officeDocument/2006/relationships" xmlns:m="http://schemas.openxmlformats.org/officeDocument/2006/math" xmlns:v="urn:schemas-microsoft-com:vml" xmlns:w10="urn:schemas-microsoft-com:office:word" xmlns:w="http://schemas.openxmlformats.org/wordprocessingml/2006/main" xmlns:w14="http://schemas.microsoft.com/office/word/2010/wordml" xmlns:w15="http://schemas.microsoft.com/office/word/2012/wordml" xmlns:w16cex="http://schemas.microsoft.com/office/word/2018/wordml/cex" xmlns:w16cid="http://schemas.microsoft.com/office/word/2016/wordml/cid" xmlns:w16="http://schemas.microsoft.com/office/word/2018/wordml" xmlns:w16sdtdh="http://schemas.microsoft.com/office/word/2020/wordml/sdtdatahash" xmlns:w16se="http://schemas.microsoft.com/office/word/2015/wordml/symex" xmlns:sl="http://schemas.openxmlformats.org/schemaLibrary/2006/main" mc:Ignorable="w14 w15 w16se w16cid w16 w16cex w16sdtdh">
+<w:settings xmlns:mc="http://schemas.openxmlformats.org/markup-compatibility/2006" xmlns:o="urn:schemas-microsoft-com:office:office" xmlns:r="http://schemas.openxmlformats.org/officeDocument/2006/relationships" xmlns:m="http://schemas.openxmlformats.org/officeDocument/2006/math" xmlns:v="urn:schemas-microsoft-com:vml" xmlns:w10="urn:schemas-microsoft-com:office:word" xmlns:w="http://schemas.openxmlformats.org/wordprocessingml/2006/main" xmlns:w14="http://schemas.microsoft.com/office/word/2010/wordml" xmlns:w15="http://schemas.microsoft.com/office/word/2012/wordml" xmlns:w16cex="http://schemas.microsoft.com/office/word/2018/wordml/cex" xmlns:w16cid="http://schemas.microsoft.com/office/word/2016/wordml/cid" xmlns:w16="http://schemas.microsoft.com/office/word/2018/wordml" xmlns:w16du="http://schemas.microsoft.com/office/word/2023/wordml/word16du" xmlns:w16sdtdh="http://schemas.microsoft.com/office/word/2020/wordml/sdtdatahash" xmlns:w16sdtfl="http://schemas.microsoft.com/office/word/2024/wordml/sdtformatlock" xmlns:w16se="http://schemas.microsoft.com/office/word/2015/wordml/symex" xmlns:sl="http://schemas.openxmlformats.org/schemaLibrary/2006/main" mc:Ignorable="w14 w15 w16se w16cid w16 w16cex w16sdtdh w16sdtfl w16du">
   <w:view w:val="normal"/>
   <w:defaultTabStop w:val="720"/>
   <w:hyphenationZone w:val="425"/>
@@ -12386,6 +12237,7 @@
   </w:compat>
   <w:rsids>
     <w:rsidRoot w:val="005D05F2"/>
+    <w:rsid w:val="00220BE6"/>
     <w:rsid w:val="003133A5"/>
     <w:rsid w:val="0037064F"/>
     <w:rsid w:val="003868E4"/>
@@ -12393,17 +12245,21 @@
     <w:rsid w:val="00435ED7"/>
     <w:rsid w:val="00457872"/>
     <w:rsid w:val="0047577A"/>
-    <w:rsid w:val="005216FE"/>
     <w:rsid w:val="005726B4"/>
     <w:rsid w:val="005821FC"/>
     <w:rsid w:val="005D05F2"/>
     <w:rsid w:val="006559D8"/>
+    <w:rsid w:val="00655FCE"/>
+    <w:rsid w:val="00665809"/>
+    <w:rsid w:val="006908B6"/>
     <w:rsid w:val="006B4DA1"/>
     <w:rsid w:val="00977698"/>
+    <w:rsid w:val="00A204C6"/>
     <w:rsid w:val="00A36660"/>
     <w:rsid w:val="00AB7575"/>
     <w:rsid w:val="00B0334D"/>
     <w:rsid w:val="00B05238"/>
+    <w:rsid w:val="00BA3D52"/>
     <w:rsid w:val="00CC33B6"/>
     <w:rsid w:val="00D23D5D"/>
     <w:rsid w:val="00D5667C"/>
@@ -12429,14 +12285,14 @@
   </m:mathPr>
   <w:themeFontLang w:val="en-US"/>
   <w:clrSchemeMapping w:bg1="light1" w:t1="dark1" w:bg2="light2" w:t2="dark2" w:accent1="accent1" w:accent2="accent2" w:accent3="accent3" w:accent4="accent4" w:accent5="accent5" w:accent6="accent6" w:hyperlink="hyperlink" w:followedHyperlink="followedHyperlink"/>
-  <w:decimalSymbol w:val="."/>
-  <w:listSeparator w:val=","/>
+  <w:decimalSymbol w:val=","/>
+  <w:listSeparator w:val=";"/>
   <w15:chartTrackingRefBased/>
 </w:settings>
 </file>
 
 <file path=word/glossary/styles.xml><?xml version="1.0" encoding="utf-8"?>
-<w:styles xmlns:mc="http://schemas.openxmlformats.org/markup-compatibility/2006" xmlns:r="http://schemas.openxmlformats.org/officeDocument/2006/relationships" xmlns:w="http://schemas.openxmlformats.org/wordprocessingml/2006/main" xmlns:w14="http://schemas.microsoft.com/office/word/2010/wordml" xmlns:w15="http://schemas.microsoft.com/office/word/2012/wordml" xmlns:w16cex="http://schemas.microsoft.com/office/word/2018/wordml/cex" xmlns:w16cid="http://schemas.microsoft.com/office/word/2016/wordml/cid" xmlns:w16="http://schemas.microsoft.com/office/word/2018/wordml" xmlns:w16sdtdh="http://schemas.microsoft.com/office/word/2020/wordml/sdtdatahash" xmlns:w16se="http://schemas.microsoft.com/office/word/2015/wordml/symex" mc:Ignorable="w14 w15 w16se w16cid w16 w16cex w16sdtdh">
+<w:styles xmlns:mc="http://schemas.openxmlformats.org/markup-compatibility/2006" xmlns:r="http://schemas.openxmlformats.org/officeDocument/2006/relationships" xmlns:w="http://schemas.openxmlformats.org/wordprocessingml/2006/main" xmlns:w14="http://schemas.microsoft.com/office/word/2010/wordml" xmlns:w15="http://schemas.microsoft.com/office/word/2012/wordml" xmlns:w16cex="http://schemas.microsoft.com/office/word/2018/wordml/cex" xmlns:w16cid="http://schemas.microsoft.com/office/word/2016/wordml/cid" xmlns:w16="http://schemas.microsoft.com/office/word/2018/wordml" xmlns:w16du="http://schemas.microsoft.com/office/word/2023/wordml/word16du" xmlns:w16sdtdh="http://schemas.microsoft.com/office/word/2020/wordml/sdtdatahash" xmlns:w16sdtfl="http://schemas.microsoft.com/office/word/2024/wordml/sdtformatlock" xmlns:w16se="http://schemas.microsoft.com/office/word/2015/wordml/symex" mc:Ignorable="w14 w15 w16se w16cid w16 w16cex w16sdtdh w16sdtfl w16du">
   <w:docDefaults>
     <w:rPrDefault>
       <w:rPr>
@@ -12834,13 +12690,13 @@
     <w:name w:val="Normal"/>
     <w:qFormat/>
   </w:style>
-  <w:style w:type="character" w:default="1" w:styleId="DefaultParagraphFont">
+  <w:style w:type="character" w:default="1" w:styleId="Zadanifontodlomka">
     <w:name w:val="Default Paragraph Font"/>
     <w:uiPriority w:val="1"/>
     <w:semiHidden/>
     <w:unhideWhenUsed/>
   </w:style>
-  <w:style w:type="table" w:default="1" w:styleId="TableNormal">
+  <w:style w:type="table" w:default="1" w:styleId="Obinatablica">
     <w:name w:val="Normal Table"/>
     <w:uiPriority w:val="99"/>
     <w:semiHidden/>
@@ -12855,18 +12711,18 @@
       </w:tblCellMar>
     </w:tblPr>
   </w:style>
-  <w:style w:type="numbering" w:default="1" w:styleId="NoList">
+  <w:style w:type="numbering" w:default="1" w:styleId="Bezpopisa">
     <w:name w:val="No List"/>
     <w:uiPriority w:val="99"/>
     <w:semiHidden/>
     <w:unhideWhenUsed/>
   </w:style>
-  <w:style w:type="character" w:styleId="PlaceholderText">
+  <w:style w:type="character" w:styleId="Tekstrezerviranogmjesta">
     <w:name w:val="Placeholder Text"/>
-    <w:basedOn w:val="DefaultParagraphFont"/>
+    <w:basedOn w:val="Zadanifontodlomka"/>
     <w:uiPriority w:val="99"/>
     <w:semiHidden/>
-    <w:rsid w:val="00D23D5D"/>
+    <w:rsid w:val="00A204C6"/>
     <w:rPr>
       <w:color w:val="808080"/>
     </w:rPr>
@@ -12894,6 +12750,20 @@
   <w:style w:type="paragraph" w:customStyle="1" w:styleId="ABB723B1E48B4C42964D2C4640102F96">
     <w:name w:val="ABB723B1E48B4C42964D2C4640102F96"/>
     <w:rsid w:val="005D05F2"/>
+  </w:style>
+  <w:style w:type="paragraph" w:customStyle="1" w:styleId="3BFC516B58DC482B9481D91B8B07A338">
+    <w:name w:val="3BFC516B58DC482B9481D91B8B07A338"/>
+    <w:rsid w:val="00A204C6"/>
+    <w:pPr>
+      <w:spacing w:line="278" w:lineRule="auto"/>
+    </w:pPr>
+    <w:rPr>
+      <w:kern w:val="2"/>
+      <w:sz w:val="24"/>
+      <w:szCs w:val="24"/>
+      <w:lang w:val="hr-BA" w:eastAsia="hr-BA"/>
+      <w14:ligatures w14:val="standardContextual"/>
+    </w:rPr>
   </w:style>
   <w:style w:type="paragraph" w:customStyle="1" w:styleId="6E7724F72DAA46FD978E846722B8B784">
     <w:name w:val="6E7724F72DAA46FD978E846722B8B784"/>
@@ -12967,10 +12837,6 @@
     <w:name w:val="B4E2E640636D47279C9AAE0526BD6ABF"/>
     <w:rsid w:val="00B0334D"/>
   </w:style>
-  <w:style w:type="paragraph" w:customStyle="1" w:styleId="A054E535EC474072BF473D098948B53F">
-    <w:name w:val="A054E535EC474072BF473D098948B53F"/>
-    <w:rsid w:val="00B0334D"/>
-  </w:style>
   <w:style w:type="paragraph" w:customStyle="1" w:styleId="FA445E9E653D4C8DAA57703B7F153B07">
     <w:name w:val="FA445E9E653D4C8DAA57703B7F153B07"/>
     <w:rsid w:val="00B0334D"/>
@@ -13035,7 +12901,7 @@
 </file>
 
 <file path=word/glossary/webSettings.xml><?xml version="1.0" encoding="utf-8"?>
-<w:webSettings xmlns:mc="http://schemas.openxmlformats.org/markup-compatibility/2006" xmlns:r="http://schemas.openxmlformats.org/officeDocument/2006/relationships" xmlns:w="http://schemas.openxmlformats.org/wordprocessingml/2006/main" xmlns:w14="http://schemas.microsoft.com/office/word/2010/wordml" xmlns:w15="http://schemas.microsoft.com/office/word/2012/wordml" xmlns:w16cex="http://schemas.microsoft.com/office/word/2018/wordml/cex" xmlns:w16cid="http://schemas.microsoft.com/office/word/2016/wordml/cid" xmlns:w16="http://schemas.microsoft.com/office/word/2018/wordml" xmlns:w16sdtdh="http://schemas.microsoft.com/office/word/2020/wordml/sdtdatahash" xmlns:w16se="http://schemas.microsoft.com/office/word/2015/wordml/symex" mc:Ignorable="w14 w15 w16se w16cid w16 w16cex w16sdtdh">
+<w:webSettings xmlns:mc="http://schemas.openxmlformats.org/markup-compatibility/2006" xmlns:r="http://schemas.openxmlformats.org/officeDocument/2006/relationships" xmlns:w="http://schemas.openxmlformats.org/wordprocessingml/2006/main" xmlns:w14="http://schemas.microsoft.com/office/word/2010/wordml" xmlns:w15="http://schemas.microsoft.com/office/word/2012/wordml" xmlns:w16cex="http://schemas.microsoft.com/office/word/2018/wordml/cex" xmlns:w16cid="http://schemas.microsoft.com/office/word/2016/wordml/cid" xmlns:w16="http://schemas.microsoft.com/office/word/2018/wordml" xmlns:w16du="http://schemas.microsoft.com/office/word/2023/wordml/word16du" xmlns:w16sdtdh="http://schemas.microsoft.com/office/word/2020/wordml/sdtdatahash" xmlns:w16sdtfl="http://schemas.microsoft.com/office/word/2024/wordml/sdtformatlock" xmlns:w16se="http://schemas.microsoft.com/office/word/2015/wordml/symex" mc:Ignorable="w14 w15 w16se w16cid w16 w16cex w16sdtdh w16sdtfl w16du">
   <w:optimizeForBrowser/>
   <w:allowPNG/>
 </w:webSettings>
